--- a/template/RELATORIO DA SAÚDE ESTIAGEM.docx
+++ b/template/RELATORIO DA SAÚDE ESTIAGEM.docx
@@ -1,10 +1,10 @@
 
 <file path=word/document.xml><?xml version="1.0" encoding="utf-8"?>
-<w:document xmlns:wpc="http://schemas.microsoft.com/office/word/2010/wordprocessingCanvas" xmlns:cx="http://schemas.microsoft.com/office/drawing/2014/chartex" xmlns:cx1="http://schemas.microsoft.com/office/drawing/2015/9/8/chartex" xmlns:cx2="http://schemas.microsoft.com/office/drawing/2015/10/21/chartex" xmlns:cx3="http://schemas.microsoft.com/office/drawing/2016/5/9/chartex" xmlns:cx4="http://schemas.microsoft.com/office/drawing/2016/5/10/chartex" xmlns:cx5="http://schemas.microsoft.com/office/drawing/2016/5/11/chartex" xmlns:cx6="http://schemas.microsoft.com/office/drawing/2016/5/12/chartex" xmlns:cx7="http://schemas.microsoft.com/office/drawing/2016/5/13/chartex" xmlns:cx8="http://schemas.microsoft.com/office/drawing/2016/5/14/chartex" xmlns:mc="http://schemas.openxmlformats.org/markup-compatibility/2006" xmlns:aink="http://schemas.microsoft.com/office/drawing/2016/ink" xmlns:am3d="http://schemas.microsoft.com/office/drawing/2017/model3d" xmlns:o="urn:schemas-microsoft-com:office:office" xmlns:r="http://schemas.openxmlformats.org/officeDocument/2006/relationships" xmlns:m="http://schemas.openxmlformats.org/officeDocument/2006/math" xmlns:v="urn:schemas-microsoft-com:vml" xmlns:wp14="http://schemas.microsoft.com/office/word/2010/wordprocessingDrawing" xmlns:wp="http://schemas.openxmlformats.org/drawingml/2006/wordprocessingDrawing" xmlns:w10="urn:schemas-microsoft-com:office:word" xmlns:w="http://schemas.openxmlformats.org/wordprocessingml/2006/main" xmlns:w14="http://schemas.microsoft.com/office/word/2010/wordml" xmlns:w15="http://schemas.microsoft.com/office/word/2012/wordml" xmlns:w16cid="http://schemas.microsoft.com/office/word/2016/wordml/cid" xmlns:w16se="http://schemas.microsoft.com/office/word/2015/wordml/symex" xmlns:wpg="http://schemas.microsoft.com/office/word/2010/wordprocessingGroup" xmlns:wpi="http://schemas.microsoft.com/office/word/2010/wordprocessingInk" xmlns:wne="http://schemas.microsoft.com/office/word/2006/wordml" xmlns:wps="http://schemas.microsoft.com/office/word/2010/wordprocessingShape" mc:Ignorable="w14 w15 w16se w16cid wp14">
+<w:document xmlns:wpc="http://schemas.microsoft.com/office/word/2010/wordprocessingCanvas" xmlns:cx="http://schemas.microsoft.com/office/drawing/2014/chartex" xmlns:cx1="http://schemas.microsoft.com/office/drawing/2015/9/8/chartex" xmlns:cx2="http://schemas.microsoft.com/office/drawing/2015/10/21/chartex" xmlns:cx3="http://schemas.microsoft.com/office/drawing/2016/5/9/chartex" xmlns:cx4="http://schemas.microsoft.com/office/drawing/2016/5/10/chartex" xmlns:cx5="http://schemas.microsoft.com/office/drawing/2016/5/11/chartex" xmlns:cx6="http://schemas.microsoft.com/office/drawing/2016/5/12/chartex" xmlns:cx7="http://schemas.microsoft.com/office/drawing/2016/5/13/chartex" xmlns:cx8="http://schemas.microsoft.com/office/drawing/2016/5/14/chartex" xmlns:mc="http://schemas.openxmlformats.org/markup-compatibility/2006" xmlns:aink="http://schemas.microsoft.com/office/drawing/2016/ink" xmlns:am3d="http://schemas.microsoft.com/office/drawing/2017/model3d" xmlns:o="urn:schemas-microsoft-com:office:office" xmlns:oel="http://schemas.microsoft.com/office/2019/extlst" xmlns:r="http://schemas.openxmlformats.org/officeDocument/2006/relationships" xmlns:m="http://schemas.openxmlformats.org/officeDocument/2006/math" xmlns:v="urn:schemas-microsoft-com:vml" xmlns:wp14="http://schemas.microsoft.com/office/word/2010/wordprocessingDrawing" xmlns:wp="http://schemas.openxmlformats.org/drawingml/2006/wordprocessingDrawing" xmlns:w10="urn:schemas-microsoft-com:office:word" xmlns:w="http://schemas.openxmlformats.org/wordprocessingml/2006/main" xmlns:w14="http://schemas.microsoft.com/office/word/2010/wordml" xmlns:w15="http://schemas.microsoft.com/office/word/2012/wordml" xmlns:w16cei="http://schemas.microsoft.com/office/word/2026/wordml/cei" xmlns:w16cex="http://schemas.microsoft.com/office/word/2018/wordml/cex" xmlns:w16cid="http://schemas.microsoft.com/office/word/2016/wordml/cid" xmlns:w16="http://schemas.microsoft.com/office/word/2018/wordml" xmlns:w16du="http://schemas.microsoft.com/office/word/2023/wordml/word16du" xmlns:w16sdtdh="http://schemas.microsoft.com/office/word/2020/wordml/sdtdatahash" xmlns:w16sdtfl="http://schemas.microsoft.com/office/word/2024/wordml/sdtformatlock" xmlns:w16se="http://schemas.microsoft.com/office/word/2015/wordml/symex" xmlns:wpg="http://schemas.microsoft.com/office/word/2010/wordprocessingGroup" xmlns:wpi="http://schemas.microsoft.com/office/word/2010/wordprocessingInk" xmlns:wne="http://schemas.microsoft.com/office/word/2006/wordml" xmlns:wps="http://schemas.microsoft.com/office/word/2010/wordprocessingShape" mc:Ignorable="w14 w15 w16se w16cid w16 w16cex w16sdtdh w16sdtfl w16du wp14">
   <w:body>
     <w:p>
       <w:pPr>
-        <w:pStyle w:val="Corpodetexto"/>
+        <w:pStyle w:val="BodyText"/>
         <w:spacing w:before="18"/>
         <w:rPr>
           <w:rFonts w:ascii="Times New Roman"/>
@@ -193,7 +193,7 @@
     </w:p>
     <w:p>
       <w:pPr>
-        <w:pStyle w:val="Corpodetexto"/>
+        <w:pStyle w:val="BodyText"/>
         <w:rPr>
           <w:b/>
           <w:sz w:val="22"/>
@@ -202,7 +202,7 @@
     </w:p>
     <w:p>
       <w:pPr>
-        <w:pStyle w:val="Corpodetexto"/>
+        <w:pStyle w:val="BodyText"/>
         <w:rPr>
           <w:b/>
           <w:sz w:val="22"/>
@@ -211,7 +211,7 @@
     </w:p>
     <w:p>
       <w:pPr>
-        <w:pStyle w:val="Ttulo4"/>
+        <w:pStyle w:val="Heading4"/>
         <w:ind w:left="994" w:firstLine="0"/>
       </w:pPr>
       <w:r>
@@ -241,7 +241,7 @@
     </w:p>
     <w:p>
       <w:pPr>
-        <w:pStyle w:val="Corpodetexto"/>
+        <w:pStyle w:val="BodyText"/>
         <w:rPr>
           <w:b/>
         </w:rPr>
@@ -406,7 +406,7 @@
     </w:p>
     <w:p>
       <w:pPr>
-        <w:pStyle w:val="Ttulo4"/>
+        <w:pStyle w:val="Heading4"/>
         <w:ind w:left="2071" w:firstLine="0"/>
       </w:pPr>
       <w:r>
@@ -523,7 +523,7 @@
     </w:p>
     <w:p>
       <w:pPr>
-        <w:pStyle w:val="Corpodetexto"/>
+        <w:pStyle w:val="BodyText"/>
         <w:rPr>
           <w:b/>
         </w:rPr>
@@ -531,7 +531,7 @@
     </w:p>
     <w:p>
       <w:pPr>
-        <w:pStyle w:val="Corpodetexto"/>
+        <w:pStyle w:val="BodyText"/>
         <w:rPr>
           <w:b/>
         </w:rPr>
@@ -539,7 +539,7 @@
     </w:p>
     <w:p>
       <w:pPr>
-        <w:pStyle w:val="Corpodetexto"/>
+        <w:pStyle w:val="BodyText"/>
         <w:spacing w:before="44"/>
         <w:rPr>
           <w:b/>
@@ -548,7 +548,7 @@
     </w:p>
     <w:p>
       <w:pPr>
-        <w:pStyle w:val="PargrafodaLista"/>
+        <w:pStyle w:val="ListParagraph"/>
         <w:numPr>
           <w:ilvl w:val="0"/>
           <w:numId w:val="4"/>
@@ -573,7 +573,7 @@
     </w:p>
     <w:p>
       <w:pPr>
-        <w:pStyle w:val="Corpodetexto"/>
+        <w:pStyle w:val="BodyText"/>
         <w:spacing w:before="22"/>
         <w:rPr>
           <w:b/>
@@ -582,7 +582,7 @@
     </w:p>
     <w:p>
       <w:pPr>
-        <w:pStyle w:val="Corpodetexto"/>
+        <w:pStyle w:val="BodyText"/>
         <w:spacing w:line="360" w:lineRule="auto"/>
         <w:ind w:left="994" w:right="1134" w:firstLine="602"/>
         <w:jc w:val="both"/>
@@ -755,7 +755,7 @@
     </w:p>
     <w:p>
       <w:pPr>
-        <w:pStyle w:val="Corpodetexto"/>
+        <w:pStyle w:val="BodyText"/>
         <w:spacing w:before="160" w:line="360" w:lineRule="auto"/>
         <w:ind w:left="994" w:right="1138" w:firstLine="467"/>
         <w:jc w:val="both"/>
@@ -862,18 +862,18 @@
     </w:p>
     <w:p>
       <w:pPr>
-        <w:pStyle w:val="Corpodetexto"/>
+        <w:pStyle w:val="BodyText"/>
       </w:pPr>
     </w:p>
     <w:p>
       <w:pPr>
-        <w:pStyle w:val="Corpodetexto"/>
+        <w:pStyle w:val="BodyText"/>
         <w:spacing w:before="184"/>
       </w:pPr>
     </w:p>
     <w:p>
       <w:pPr>
-        <w:pStyle w:val="Ttulo4"/>
+        <w:pStyle w:val="Heading4"/>
         <w:numPr>
           <w:ilvl w:val="0"/>
           <w:numId w:val="4"/>
@@ -946,7 +946,7 @@
     </w:p>
     <w:p>
       <w:pPr>
-        <w:pStyle w:val="Corpodetexto"/>
+        <w:pStyle w:val="BodyText"/>
         <w:spacing w:before="21"/>
         <w:rPr>
           <w:b/>
@@ -955,7 +955,7 @@
     </w:p>
     <w:p>
       <w:pPr>
-        <w:pStyle w:val="Ttulo5"/>
+        <w:pStyle w:val="Heading5"/>
         <w:numPr>
           <w:ilvl w:val="1"/>
           <w:numId w:val="4"/>
@@ -1011,7 +1011,7 @@
     </w:p>
     <w:p>
       <w:pPr>
-        <w:pStyle w:val="Corpodetexto"/>
+        <w:pStyle w:val="BodyText"/>
         <w:spacing w:before="18"/>
         <w:rPr>
           <w:b/>
@@ -1020,7 +1020,7 @@
     </w:p>
     <w:p>
       <w:pPr>
-        <w:pStyle w:val="PargrafodaLista"/>
+        <w:pStyle w:val="ListParagraph"/>
         <w:numPr>
           <w:ilvl w:val="2"/>
           <w:numId w:val="4"/>
@@ -1291,7 +1291,7 @@
     </w:p>
     <w:p>
       <w:pPr>
-        <w:pStyle w:val="Corpodetexto"/>
+        <w:pStyle w:val="BodyText"/>
         <w:spacing w:before="164" w:line="360" w:lineRule="auto"/>
         <w:ind w:left="994" w:right="1140"/>
         <w:jc w:val="both"/>
@@ -1302,7 +1302,7 @@
     </w:p>
     <w:p>
       <w:pPr>
-        <w:pStyle w:val="PargrafodaLista"/>
+        <w:pStyle w:val="ListParagraph"/>
         <w:numPr>
           <w:ilvl w:val="2"/>
           <w:numId w:val="4"/>
@@ -1326,7 +1326,7 @@
     </w:p>
     <w:p>
       <w:pPr>
-        <w:pStyle w:val="PargrafodaLista"/>
+        <w:pStyle w:val="ListParagraph"/>
         <w:spacing w:line="355" w:lineRule="auto"/>
         <w:jc w:val="both"/>
         <w:rPr>
@@ -1334,7 +1334,9 @@
         </w:rPr>
         <w:sectPr>
           <w:headerReference w:type="default" r:id="rId7"/>
-          <w:footerReference w:type="default" r:id="rId8"/>
+          <w:footerReference w:type="even" r:id="rId8"/>
+          <w:footerReference w:type="default" r:id="rId9"/>
+          <w:footerReference w:type="first" r:id="rId10"/>
           <w:type w:val="continuous"/>
           <w:pgSz w:w="11910" w:h="16840"/>
           <w:pgMar w:top="2600" w:right="566" w:bottom="1100" w:left="708" w:header="602" w:footer="915" w:gutter="0"/>
@@ -1345,7 +1347,7 @@
     </w:p>
     <w:p>
       <w:pPr>
-        <w:pStyle w:val="Corpodetexto"/>
+        <w:pStyle w:val="BodyText"/>
         <w:spacing w:before="271" w:line="360" w:lineRule="auto"/>
         <w:ind w:left="994" w:right="1140"/>
         <w:jc w:val="both"/>
@@ -1363,7 +1365,7 @@
     </w:p>
     <w:p>
       <w:pPr>
-        <w:pStyle w:val="PargrafodaLista"/>
+        <w:pStyle w:val="ListParagraph"/>
         <w:numPr>
           <w:ilvl w:val="2"/>
           <w:numId w:val="4"/>
@@ -1394,7 +1396,7 @@
     </w:p>
     <w:p>
       <w:pPr>
-        <w:pStyle w:val="Corpodetexto"/>
+        <w:pStyle w:val="BodyText"/>
         <w:spacing w:before="164" w:line="360" w:lineRule="auto"/>
         <w:ind w:left="994" w:right="1138"/>
         <w:jc w:val="both"/>
@@ -1411,18 +1413,18 @@
     </w:p>
     <w:p>
       <w:pPr>
-        <w:pStyle w:val="Corpodetexto"/>
+        <w:pStyle w:val="BodyText"/>
       </w:pPr>
     </w:p>
     <w:p>
       <w:pPr>
-        <w:pStyle w:val="Corpodetexto"/>
+        <w:pStyle w:val="BodyText"/>
         <w:spacing w:before="180"/>
       </w:pPr>
     </w:p>
     <w:p>
       <w:pPr>
-        <w:pStyle w:val="Ttulo5"/>
+        <w:pStyle w:val="Heading5"/>
         <w:numPr>
           <w:ilvl w:val="1"/>
           <w:numId w:val="4"/>
@@ -1451,7 +1453,7 @@
     </w:p>
     <w:p>
       <w:pPr>
-        <w:pStyle w:val="Corpodetexto"/>
+        <w:pStyle w:val="BodyText"/>
         <w:spacing w:before="21"/>
         <w:rPr>
           <w:b/>
@@ -1460,7 +1462,7 @@
     </w:p>
     <w:p>
       <w:pPr>
-        <w:pStyle w:val="PargrafodaLista"/>
+        <w:pStyle w:val="ListParagraph"/>
         <w:numPr>
           <w:ilvl w:val="2"/>
           <w:numId w:val="4"/>
@@ -1588,7 +1590,7 @@
     </w:p>
     <w:p>
       <w:pPr>
-        <w:pStyle w:val="Corpodetexto"/>
+        <w:pStyle w:val="BodyText"/>
         <w:spacing w:before="163" w:line="360" w:lineRule="auto"/>
         <w:ind w:left="994" w:right="1136"/>
         <w:jc w:val="both"/>
@@ -1599,7 +1601,7 @@
     </w:p>
     <w:p>
       <w:pPr>
-        <w:pStyle w:val="PargrafodaLista"/>
+        <w:pStyle w:val="ListParagraph"/>
         <w:numPr>
           <w:ilvl w:val="2"/>
           <w:numId w:val="4"/>
@@ -1740,7 +1742,7 @@
     </w:p>
     <w:p>
       <w:pPr>
-        <w:pStyle w:val="Corpodetexto"/>
+        <w:pStyle w:val="BodyText"/>
         <w:spacing w:before="161" w:line="360" w:lineRule="auto"/>
         <w:ind w:left="994" w:right="1138"/>
         <w:jc w:val="both"/>
@@ -1751,7 +1753,7 @@
     </w:p>
     <w:p>
       <w:pPr>
-        <w:pStyle w:val="Ttulo5"/>
+        <w:pStyle w:val="Heading5"/>
         <w:numPr>
           <w:ilvl w:val="1"/>
           <w:numId w:val="4"/>
@@ -1808,7 +1810,7 @@
     </w:p>
     <w:p>
       <w:pPr>
-        <w:pStyle w:val="Corpodetexto"/>
+        <w:pStyle w:val="BodyText"/>
         <w:spacing w:before="19"/>
         <w:rPr>
           <w:b/>
@@ -1817,7 +1819,7 @@
     </w:p>
     <w:p>
       <w:pPr>
-        <w:pStyle w:val="PargrafodaLista"/>
+        <w:pStyle w:val="ListParagraph"/>
         <w:numPr>
           <w:ilvl w:val="2"/>
           <w:numId w:val="4"/>
@@ -1944,7 +1946,7 @@
     </w:p>
     <w:p>
       <w:pPr>
-        <w:pStyle w:val="Corpodetexto"/>
+        <w:pStyle w:val="BodyText"/>
         <w:spacing w:before="165" w:line="360" w:lineRule="auto"/>
         <w:ind w:left="994" w:right="119"/>
       </w:pPr>
@@ -2032,7 +2034,7 @@
     </w:p>
     <w:p>
       <w:pPr>
-        <w:pStyle w:val="PargrafodaLista"/>
+        <w:pStyle w:val="ListParagraph"/>
         <w:numPr>
           <w:ilvl w:val="2"/>
           <w:numId w:val="4"/>
@@ -2055,7 +2057,7 @@
     </w:p>
     <w:p>
       <w:pPr>
-        <w:pStyle w:val="PargrafodaLista"/>
+        <w:pStyle w:val="ListParagraph"/>
         <w:spacing w:line="357" w:lineRule="auto"/>
         <w:rPr>
           <w:sz w:val="24"/>
@@ -2069,7 +2071,7 @@
     </w:p>
     <w:p>
       <w:pPr>
-        <w:pStyle w:val="Corpodetexto"/>
+        <w:pStyle w:val="BodyText"/>
         <w:spacing w:before="271" w:line="360" w:lineRule="auto"/>
         <w:ind w:left="994" w:right="119"/>
       </w:pPr>
@@ -2167,7 +2169,7 @@
     </w:p>
     <w:p>
       <w:pPr>
-        <w:pStyle w:val="Ttulo5"/>
+        <w:pStyle w:val="Heading5"/>
         <w:numPr>
           <w:ilvl w:val="1"/>
           <w:numId w:val="4"/>
@@ -2214,7 +2216,7 @@
     </w:p>
     <w:p>
       <w:pPr>
-        <w:pStyle w:val="Corpodetexto"/>
+        <w:pStyle w:val="BodyText"/>
         <w:spacing w:before="19"/>
         <w:rPr>
           <w:b/>
@@ -2223,7 +2225,7 @@
     </w:p>
     <w:p>
       <w:pPr>
-        <w:pStyle w:val="PargrafodaLista"/>
+        <w:pStyle w:val="ListParagraph"/>
         <w:numPr>
           <w:ilvl w:val="2"/>
           <w:numId w:val="4"/>
@@ -2246,7 +2248,7 @@
     </w:p>
     <w:p>
       <w:pPr>
-        <w:pStyle w:val="Corpodetexto"/>
+        <w:pStyle w:val="BodyText"/>
         <w:spacing w:before="165"/>
         <w:ind w:left="994"/>
       </w:pPr>
@@ -2295,13 +2297,13 @@
     </w:p>
     <w:p>
       <w:pPr>
-        <w:pStyle w:val="Corpodetexto"/>
+        <w:pStyle w:val="BodyText"/>
         <w:spacing w:before="19"/>
       </w:pPr>
     </w:p>
     <w:p>
       <w:pPr>
-        <w:pStyle w:val="PargrafodaLista"/>
+        <w:pStyle w:val="ListParagraph"/>
         <w:numPr>
           <w:ilvl w:val="2"/>
           <w:numId w:val="4"/>
@@ -2441,7 +2443,7 @@
     </w:p>
     <w:p>
       <w:pPr>
-        <w:pStyle w:val="Corpodetexto"/>
+        <w:pStyle w:val="BodyText"/>
         <w:spacing w:before="161" w:line="360" w:lineRule="auto"/>
         <w:ind w:left="994" w:right="119"/>
       </w:pPr>
@@ -2511,7 +2513,7 @@
     </w:p>
     <w:p>
       <w:pPr>
-        <w:pStyle w:val="Ttulo5"/>
+        <w:pStyle w:val="Heading5"/>
         <w:numPr>
           <w:ilvl w:val="1"/>
           <w:numId w:val="4"/>
@@ -2552,7 +2554,7 @@
     </w:p>
     <w:p>
       <w:pPr>
-        <w:pStyle w:val="Corpodetexto"/>
+        <w:pStyle w:val="BodyText"/>
         <w:spacing w:before="18"/>
         <w:rPr>
           <w:b/>
@@ -2561,7 +2563,7 @@
     </w:p>
     <w:p>
       <w:pPr>
-        <w:pStyle w:val="PargrafodaLista"/>
+        <w:pStyle w:val="ListParagraph"/>
         <w:numPr>
           <w:ilvl w:val="2"/>
           <w:numId w:val="4"/>
@@ -2695,7 +2697,7 @@
     </w:p>
     <w:p>
       <w:pPr>
-        <w:pStyle w:val="Corpodetexto"/>
+        <w:pStyle w:val="BodyText"/>
         <w:spacing w:before="167"/>
         <w:ind w:left="994"/>
       </w:pPr>
@@ -2771,13 +2773,13 @@
     </w:p>
     <w:p>
       <w:pPr>
-        <w:pStyle w:val="Corpodetexto"/>
+        <w:pStyle w:val="BodyText"/>
         <w:spacing w:before="18"/>
       </w:pPr>
     </w:p>
     <w:p>
       <w:pPr>
-        <w:pStyle w:val="PargrafodaLista"/>
+        <w:pStyle w:val="ListParagraph"/>
         <w:numPr>
           <w:ilvl w:val="2"/>
           <w:numId w:val="4"/>
@@ -2839,7 +2841,7 @@
     </w:p>
     <w:p>
       <w:pPr>
-        <w:pStyle w:val="Corpodetexto"/>
+        <w:pStyle w:val="BodyText"/>
         <w:spacing w:before="164"/>
         <w:ind w:left="994"/>
       </w:pPr>
@@ -2915,13 +2917,13 @@
     </w:p>
     <w:p>
       <w:pPr>
-        <w:pStyle w:val="Corpodetexto"/>
+        <w:pStyle w:val="BodyText"/>
         <w:spacing w:before="22"/>
       </w:pPr>
     </w:p>
     <w:p>
       <w:pPr>
-        <w:pStyle w:val="Ttulo5"/>
+        <w:pStyle w:val="Heading5"/>
         <w:numPr>
           <w:ilvl w:val="1"/>
           <w:numId w:val="4"/>
@@ -2967,7 +2969,7 @@
     </w:p>
     <w:p>
       <w:pPr>
-        <w:pStyle w:val="Corpodetexto"/>
+        <w:pStyle w:val="BodyText"/>
         <w:spacing w:before="21"/>
         <w:rPr>
           <w:b/>
@@ -2976,7 +2978,7 @@
     </w:p>
     <w:p>
       <w:pPr>
-        <w:pStyle w:val="PargrafodaLista"/>
+        <w:pStyle w:val="ListParagraph"/>
         <w:numPr>
           <w:ilvl w:val="2"/>
           <w:numId w:val="4"/>
@@ -3090,7 +3092,7 @@
     </w:p>
     <w:p>
       <w:pPr>
-        <w:pStyle w:val="Corpodetexto"/>
+        <w:pStyle w:val="BodyText"/>
         <w:spacing w:before="165" w:line="360" w:lineRule="auto"/>
         <w:ind w:left="994" w:right="133"/>
       </w:pPr>
@@ -3154,12 +3156,12 @@
     </w:p>
     <w:p>
       <w:pPr>
-        <w:pStyle w:val="Corpodetexto"/>
+        <w:pStyle w:val="BodyText"/>
       </w:pPr>
     </w:p>
     <w:p>
       <w:pPr>
-        <w:pStyle w:val="Corpodetexto"/>
+        <w:pStyle w:val="BodyText"/>
         <w:spacing w:before="179"/>
       </w:pPr>
     </w:p>
@@ -3195,7 +3197,7 @@
     </w:p>
     <w:p>
       <w:pPr>
-        <w:pStyle w:val="Corpodetexto"/>
+        <w:pStyle w:val="BodyText"/>
         <w:rPr>
           <w:rFonts w:ascii="Cambria"/>
         </w:rPr>
@@ -3203,7 +3205,7 @@
     </w:p>
     <w:p>
       <w:pPr>
-        <w:pStyle w:val="Corpodetexto"/>
+        <w:pStyle w:val="BodyText"/>
         <w:rPr>
           <w:rFonts w:ascii="Cambria"/>
         </w:rPr>
@@ -3211,7 +3213,7 @@
     </w:p>
     <w:p>
       <w:pPr>
-        <w:pStyle w:val="Corpodetexto"/>
+        <w:pStyle w:val="BodyText"/>
         <w:spacing w:before="1"/>
         <w:rPr>
           <w:rFonts w:ascii="Cambria"/>
@@ -3220,7 +3222,7 @@
     </w:p>
     <w:p>
       <w:pPr>
-        <w:pStyle w:val="Ttulo4"/>
+        <w:pStyle w:val="Heading4"/>
         <w:numPr>
           <w:ilvl w:val="0"/>
           <w:numId w:val="4"/>
@@ -3239,7 +3241,7 @@
     </w:p>
     <w:p>
       <w:pPr>
-        <w:pStyle w:val="Corpodetexto"/>
+        <w:pStyle w:val="BodyText"/>
         <w:spacing w:before="21"/>
         <w:rPr>
           <w:b/>
@@ -3248,7 +3250,7 @@
     </w:p>
     <w:p>
       <w:pPr>
-        <w:pStyle w:val="Corpodetexto"/>
+        <w:pStyle w:val="BodyText"/>
         <w:spacing w:before="1" w:line="360" w:lineRule="auto"/>
         <w:ind w:left="994" w:right="1139" w:firstLine="602"/>
         <w:jc w:val="both"/>
@@ -3364,7 +3366,7 @@
     </w:p>
     <w:p>
       <w:pPr>
-        <w:pStyle w:val="Corpodetexto"/>
+        <w:pStyle w:val="BodyText"/>
         <w:spacing w:before="160" w:line="360" w:lineRule="auto"/>
         <w:ind w:left="994" w:right="1138" w:firstLine="669"/>
         <w:jc w:val="both"/>
@@ -3381,18 +3383,18 @@
     </w:p>
     <w:p>
       <w:pPr>
-        <w:pStyle w:val="Corpodetexto"/>
+        <w:pStyle w:val="BodyText"/>
       </w:pPr>
     </w:p>
     <w:p>
       <w:pPr>
-        <w:pStyle w:val="Corpodetexto"/>
+        <w:pStyle w:val="BodyText"/>
         <w:spacing w:before="182"/>
       </w:pPr>
     </w:p>
     <w:p>
       <w:pPr>
-        <w:pStyle w:val="Ttulo4"/>
+        <w:pStyle w:val="Heading4"/>
         <w:numPr>
           <w:ilvl w:val="0"/>
           <w:numId w:val="4"/>
@@ -3438,7 +3440,7 @@
     </w:p>
     <w:p>
       <w:pPr>
-        <w:pStyle w:val="Corpodetexto"/>
+        <w:pStyle w:val="BodyText"/>
         <w:spacing w:before="22"/>
         <w:rPr>
           <w:b/>
@@ -3447,7 +3449,7 @@
     </w:p>
     <w:p>
       <w:pPr>
-        <w:pStyle w:val="Corpodetexto"/>
+        <w:pStyle w:val="BodyText"/>
         <w:spacing w:line="360" w:lineRule="auto"/>
         <w:ind w:left="994" w:right="1140" w:firstLine="734"/>
         <w:jc w:val="both"/>
@@ -3458,7 +3460,7 @@
     </w:p>
     <w:p>
       <w:pPr>
-        <w:pStyle w:val="PargrafodaLista"/>
+        <w:pStyle w:val="ListParagraph"/>
         <w:numPr>
           <w:ilvl w:val="0"/>
           <w:numId w:val="3"/>
@@ -3482,7 +3484,7 @@
     </w:p>
     <w:p>
       <w:pPr>
-        <w:pStyle w:val="PargrafodaLista"/>
+        <w:pStyle w:val="ListParagraph"/>
         <w:numPr>
           <w:ilvl w:val="0"/>
           <w:numId w:val="3"/>
@@ -3546,13 +3548,13 @@
     </w:p>
     <w:p>
       <w:pPr>
-        <w:pStyle w:val="Corpodetexto"/>
+        <w:pStyle w:val="BodyText"/>
         <w:spacing w:before="16"/>
       </w:pPr>
     </w:p>
     <w:p>
       <w:pPr>
-        <w:pStyle w:val="PargrafodaLista"/>
+        <w:pStyle w:val="ListParagraph"/>
         <w:numPr>
           <w:ilvl w:val="0"/>
           <w:numId w:val="3"/>
@@ -3660,13 +3662,13 @@
     </w:p>
     <w:p>
       <w:pPr>
-        <w:pStyle w:val="Corpodetexto"/>
+        <w:pStyle w:val="BodyText"/>
         <w:spacing w:before="16"/>
       </w:pPr>
     </w:p>
     <w:p>
       <w:pPr>
-        <w:pStyle w:val="PargrafodaLista"/>
+        <w:pStyle w:val="ListParagraph"/>
         <w:numPr>
           <w:ilvl w:val="0"/>
           <w:numId w:val="3"/>
@@ -3755,13 +3757,13 @@
     </w:p>
     <w:p>
       <w:pPr>
-        <w:pStyle w:val="Corpodetexto"/>
+        <w:pStyle w:val="BodyText"/>
         <w:spacing w:before="16"/>
       </w:pPr>
     </w:p>
     <w:p>
       <w:pPr>
-        <w:pStyle w:val="PargrafodaLista"/>
+        <w:pStyle w:val="ListParagraph"/>
         <w:numPr>
           <w:ilvl w:val="0"/>
           <w:numId w:val="3"/>
@@ -3824,7 +3826,7 @@
     </w:p>
     <w:p>
       <w:pPr>
-        <w:pStyle w:val="PargrafodaLista"/>
+        <w:pStyle w:val="ListParagraph"/>
         <w:jc w:val="both"/>
         <w:rPr>
           <w:sz w:val="24"/>
@@ -3838,7 +3840,7 @@
     </w:p>
     <w:p>
       <w:pPr>
-        <w:pStyle w:val="Ttulo4"/>
+        <w:pStyle w:val="Heading4"/>
         <w:numPr>
           <w:ilvl w:val="0"/>
           <w:numId w:val="4"/>
@@ -3898,7 +3900,7 @@
     </w:p>
     <w:p>
       <w:pPr>
-        <w:pStyle w:val="Corpodetexto"/>
+        <w:pStyle w:val="BodyText"/>
         <w:spacing w:before="22"/>
         <w:rPr>
           <w:b/>
@@ -3907,7 +3909,7 @@
     </w:p>
     <w:p>
       <w:pPr>
-        <w:pStyle w:val="Corpodetexto"/>
+        <w:pStyle w:val="BodyText"/>
         <w:ind w:left="994"/>
       </w:pPr>
       <w:r>
@@ -3955,13 +3957,13 @@
     </w:p>
     <w:p>
       <w:pPr>
-        <w:pStyle w:val="Corpodetexto"/>
+        <w:pStyle w:val="BodyText"/>
         <w:spacing w:before="21"/>
       </w:pPr>
     </w:p>
     <w:p>
       <w:pPr>
-        <w:pStyle w:val="PargrafodaLista"/>
+        <w:pStyle w:val="ListParagraph"/>
         <w:numPr>
           <w:ilvl w:val="0"/>
           <w:numId w:val="2"/>
@@ -4023,7 +4025,7 @@
     </w:p>
     <w:p>
       <w:pPr>
-        <w:pStyle w:val="PargrafodaLista"/>
+        <w:pStyle w:val="ListParagraph"/>
         <w:numPr>
           <w:ilvl w:val="0"/>
           <w:numId w:val="2"/>
@@ -4137,7 +4139,7 @@
     </w:p>
     <w:p>
       <w:pPr>
-        <w:pStyle w:val="PargrafodaLista"/>
+        <w:pStyle w:val="ListParagraph"/>
         <w:numPr>
           <w:ilvl w:val="0"/>
           <w:numId w:val="2"/>
@@ -4173,7 +4175,7 @@
     </w:p>
     <w:p>
       <w:pPr>
-        <w:pStyle w:val="PargrafodaLista"/>
+        <w:pStyle w:val="ListParagraph"/>
         <w:numPr>
           <w:ilvl w:val="0"/>
           <w:numId w:val="2"/>
@@ -4274,7 +4276,7 @@
     </w:p>
     <w:p>
       <w:pPr>
-        <w:pStyle w:val="PargrafodaLista"/>
+        <w:pStyle w:val="ListParagraph"/>
         <w:numPr>
           <w:ilvl w:val="0"/>
           <w:numId w:val="2"/>
@@ -4362,7 +4364,7 @@
     </w:p>
     <w:p>
       <w:pPr>
-        <w:pStyle w:val="PargrafodaLista"/>
+        <w:pStyle w:val="ListParagraph"/>
         <w:numPr>
           <w:ilvl w:val="0"/>
           <w:numId w:val="2"/>
@@ -4385,18 +4387,18 @@
     </w:p>
     <w:p>
       <w:pPr>
-        <w:pStyle w:val="Corpodetexto"/>
+        <w:pStyle w:val="BodyText"/>
       </w:pPr>
     </w:p>
     <w:p>
       <w:pPr>
-        <w:pStyle w:val="Corpodetexto"/>
+        <w:pStyle w:val="BodyText"/>
         <w:spacing w:before="177"/>
       </w:pPr>
     </w:p>
     <w:p>
       <w:pPr>
-        <w:pStyle w:val="Ttulo4"/>
+        <w:pStyle w:val="Heading4"/>
         <w:numPr>
           <w:ilvl w:val="0"/>
           <w:numId w:val="4"/>
@@ -4424,7 +4426,7 @@
     </w:p>
     <w:p>
       <w:pPr>
-        <w:pStyle w:val="Corpodetexto"/>
+        <w:pStyle w:val="BodyText"/>
         <w:rPr>
           <w:b/>
         </w:rPr>
@@ -4432,7 +4434,7 @@
     </w:p>
     <w:p>
       <w:pPr>
-        <w:pStyle w:val="Corpodetexto"/>
+        <w:pStyle w:val="BodyText"/>
         <w:rPr>
           <w:b/>
         </w:rPr>
@@ -4440,7 +4442,7 @@
     </w:p>
     <w:p>
       <w:pPr>
-        <w:pStyle w:val="Corpodetexto"/>
+        <w:pStyle w:val="BodyText"/>
         <w:spacing w:before="43"/>
         <w:rPr>
           <w:b/>
@@ -4449,7 +4451,7 @@
     </w:p>
     <w:p>
       <w:pPr>
-        <w:pStyle w:val="Corpodetexto"/>
+        <w:pStyle w:val="BodyText"/>
         <w:spacing w:before="1"/>
         <w:ind w:left="994"/>
       </w:pPr>
@@ -4534,13 +4536,13 @@
     </w:p>
     <w:p>
       <w:pPr>
-        <w:pStyle w:val="Corpodetexto"/>
+        <w:pStyle w:val="BodyText"/>
         <w:spacing w:before="20"/>
       </w:pPr>
     </w:p>
     <w:p>
       <w:pPr>
-        <w:pStyle w:val="PargrafodaLista"/>
+        <w:pStyle w:val="ListParagraph"/>
         <w:numPr>
           <w:ilvl w:val="0"/>
           <w:numId w:val="1"/>
@@ -4629,13 +4631,13 @@
     </w:p>
     <w:p>
       <w:pPr>
-        <w:pStyle w:val="Corpodetexto"/>
+        <w:pStyle w:val="BodyText"/>
         <w:spacing w:before="16"/>
       </w:pPr>
     </w:p>
     <w:p>
       <w:pPr>
-        <w:pStyle w:val="PargrafodaLista"/>
+        <w:pStyle w:val="ListParagraph"/>
         <w:numPr>
           <w:ilvl w:val="0"/>
           <w:numId w:val="1"/>
@@ -4723,13 +4725,13 @@
     </w:p>
     <w:p>
       <w:pPr>
-        <w:pStyle w:val="Corpodetexto"/>
+        <w:pStyle w:val="BodyText"/>
         <w:spacing w:before="17"/>
       </w:pPr>
     </w:p>
     <w:p>
       <w:pPr>
-        <w:pStyle w:val="PargrafodaLista"/>
+        <w:pStyle w:val="ListParagraph"/>
         <w:numPr>
           <w:ilvl w:val="0"/>
           <w:numId w:val="1"/>
@@ -4804,13 +4806,13 @@
     </w:p>
     <w:p>
       <w:pPr>
-        <w:pStyle w:val="Corpodetexto"/>
+        <w:pStyle w:val="BodyText"/>
         <w:spacing w:before="16"/>
       </w:pPr>
     </w:p>
     <w:p>
       <w:pPr>
-        <w:pStyle w:val="PargrafodaLista"/>
+        <w:pStyle w:val="ListParagraph"/>
         <w:numPr>
           <w:ilvl w:val="0"/>
           <w:numId w:val="1"/>
@@ -4911,13 +4913,13 @@
     </w:p>
     <w:p>
       <w:pPr>
-        <w:pStyle w:val="Corpodetexto"/>
+        <w:pStyle w:val="BodyText"/>
         <w:spacing w:before="16"/>
       </w:pPr>
     </w:p>
     <w:p>
       <w:pPr>
-        <w:pStyle w:val="PargrafodaLista"/>
+        <w:pStyle w:val="ListParagraph"/>
         <w:numPr>
           <w:ilvl w:val="0"/>
           <w:numId w:val="1"/>
@@ -5031,7 +5033,7 @@
     </w:p>
     <w:p>
       <w:pPr>
-        <w:pStyle w:val="PargrafodaLista"/>
+        <w:pStyle w:val="ListParagraph"/>
         <w:rPr>
           <w:sz w:val="24"/>
         </w:rPr>
@@ -5044,23 +5046,23 @@
     </w:p>
     <w:p>
       <w:pPr>
-        <w:pStyle w:val="Corpodetexto"/>
+        <w:pStyle w:val="BodyText"/>
       </w:pPr>
     </w:p>
     <w:p>
       <w:pPr>
-        <w:pStyle w:val="Corpodetexto"/>
+        <w:pStyle w:val="BodyText"/>
       </w:pPr>
     </w:p>
     <w:p>
       <w:pPr>
-        <w:pStyle w:val="Corpodetexto"/>
+        <w:pStyle w:val="BodyText"/>
         <w:spacing w:before="17"/>
       </w:pPr>
     </w:p>
     <w:p>
       <w:pPr>
-        <w:pStyle w:val="Ttulo4"/>
+        <w:pStyle w:val="Heading4"/>
         <w:numPr>
           <w:ilvl w:val="0"/>
           <w:numId w:val="4"/>
@@ -5079,7 +5081,7 @@
     </w:p>
     <w:p>
       <w:pPr>
-        <w:pStyle w:val="Corpodetexto"/>
+        <w:pStyle w:val="BodyText"/>
         <w:spacing w:before="22"/>
         <w:rPr>
           <w:b/>
@@ -5088,7 +5090,7 @@
     </w:p>
     <w:p>
       <w:pPr>
-        <w:pStyle w:val="Corpodetexto"/>
+        <w:pStyle w:val="BodyText"/>
         <w:spacing w:line="360" w:lineRule="auto"/>
         <w:ind w:left="994" w:right="1140" w:firstLine="868"/>
         <w:jc w:val="both"/>
@@ -5099,7 +5101,7 @@
     </w:p>
     <w:p>
       <w:pPr>
-        <w:pStyle w:val="Corpodetexto"/>
+        <w:pStyle w:val="BodyText"/>
         <w:spacing w:before="161" w:line="360" w:lineRule="auto"/>
         <w:ind w:left="994" w:right="1128" w:firstLine="868"/>
         <w:jc w:val="both"/>
@@ -5110,7 +5112,7 @@
     </w:p>
     <w:p>
       <w:pPr>
-        <w:pStyle w:val="Corpodetexto"/>
+        <w:pStyle w:val="BodyText"/>
         <w:spacing w:before="10"/>
         <w:rPr>
           <w:sz w:val="13"/>
@@ -5119,7 +5121,7 @@
     </w:p>
     <w:tbl>
       <w:tblPr>
-        <w:tblStyle w:val="TableNormal"/>
+        <w:tblStyle w:val="TableNormal1"/>
         <w:tblW w:w="0" w:type="auto"/>
         <w:tblInd w:w="473" w:type="dxa"/>
         <w:tblBorders>
@@ -7467,7 +7469,7 @@
     </w:p>
     <w:p>
       <w:pPr>
-        <w:pStyle w:val="Corpodetexto"/>
+        <w:pStyle w:val="BodyText"/>
         <w:spacing w:before="36"/>
         <w:rPr>
           <w:sz w:val="20"/>
@@ -7476,7 +7478,7 @@
     </w:p>
     <w:tbl>
       <w:tblPr>
-        <w:tblStyle w:val="TableNormal"/>
+        <w:tblStyle w:val="TableNormal1"/>
         <w:tblW w:w="0" w:type="auto"/>
         <w:tblInd w:w="473" w:type="dxa"/>
         <w:tblBorders>
@@ -10625,7 +10627,7 @@
     </w:p>
     <w:p>
       <w:pPr>
-        <w:pStyle w:val="Corpodetexto"/>
+        <w:pStyle w:val="BodyText"/>
         <w:spacing w:before="41"/>
         <w:rPr>
           <w:sz w:val="20"/>
@@ -10634,7 +10636,7 @@
     </w:p>
     <w:tbl>
       <w:tblPr>
-        <w:tblStyle w:val="TableNormal"/>
+        <w:tblStyle w:val="TableNormal1"/>
         <w:tblW w:w="0" w:type="auto"/>
         <w:tblInd w:w="432" w:type="dxa"/>
         <w:tblBorders>
@@ -14582,7 +14584,7 @@
     </w:p>
     <w:p>
       <w:pPr>
-        <w:pStyle w:val="Corpodetexto"/>
+        <w:pStyle w:val="BodyText"/>
         <w:spacing w:before="36"/>
         <w:rPr>
           <w:sz w:val="20"/>
@@ -14591,7 +14593,7 @@
     </w:p>
     <w:tbl>
       <w:tblPr>
-        <w:tblStyle w:val="TableNormal"/>
+        <w:tblStyle w:val="TableNormal1"/>
         <w:tblW w:w="0" w:type="auto"/>
         <w:tblInd w:w="432" w:type="dxa"/>
         <w:tblBorders>
@@ -18573,7 +18575,7 @@
     </w:p>
     <w:p>
       <w:pPr>
-        <w:pStyle w:val="Corpodetexto"/>
+        <w:pStyle w:val="BodyText"/>
         <w:spacing w:before="36"/>
         <w:rPr>
           <w:sz w:val="20"/>
@@ -18582,7 +18584,7 @@
     </w:p>
     <w:tbl>
       <w:tblPr>
-        <w:tblStyle w:val="TableNormal"/>
+        <w:tblStyle w:val="TableNormal1"/>
         <w:tblW w:w="0" w:type="auto"/>
         <w:tblInd w:w="432" w:type="dxa"/>
         <w:tblBorders>
@@ -21817,7 +21819,7 @@
     </w:p>
     <w:p>
       <w:pPr>
-        <w:pStyle w:val="Corpodetexto"/>
+        <w:pStyle w:val="BodyText"/>
         <w:spacing w:before="41"/>
         <w:rPr>
           <w:sz w:val="20"/>
@@ -21826,7 +21828,7 @@
     </w:p>
     <w:tbl>
       <w:tblPr>
-        <w:tblStyle w:val="TableNormal"/>
+        <w:tblStyle w:val="TableNormal1"/>
         <w:tblW w:w="0" w:type="auto"/>
         <w:tblInd w:w="394" w:type="dxa"/>
         <w:tblBorders>
@@ -24839,7 +24841,7 @@
     </w:p>
     <w:p>
       <w:pPr>
-        <w:pStyle w:val="Corpodetexto"/>
+        <w:pStyle w:val="BodyText"/>
         <w:spacing w:before="41"/>
         <w:rPr>
           <w:sz w:val="20"/>
@@ -24848,7 +24850,7 @@
     </w:p>
     <w:tbl>
       <w:tblPr>
-        <w:tblStyle w:val="TableNormal"/>
+        <w:tblStyle w:val="TableNormal1"/>
         <w:tblW w:w="0" w:type="auto"/>
         <w:tblInd w:w="394" w:type="dxa"/>
         <w:tblBorders>
@@ -25328,8 +25330,10 @@
     </w:tbl>
     <w:p>
       <w:pPr>
-        <w:pStyle w:val="TableParagraph"/>
-        <w:jc w:val="center"/>
+        <w:rPr>
+          <w:rFonts w:ascii="Arial"/>
+          <w:sz w:val="20"/>
+        </w:rPr>
         <w:sectPr>
           <w:pgSz w:w="11910" w:h="16840"/>
           <w:pgMar w:top="2600" w:right="566" w:bottom="1100" w:left="708" w:header="602" w:footer="915" w:gutter="0"/>
@@ -25339,424 +25343,75 @@
     </w:p>
     <w:p>
       <w:pPr>
-        <w:pStyle w:val="Corpodetexto"/>
-        <w:rPr>
+        <w:pStyle w:val="BodyText"/>
+        <w:rPr>
+          <w:b/>
           <w:sz w:val="100"/>
         </w:rPr>
       </w:pPr>
     </w:p>
     <w:p>
       <w:pPr>
-        <w:pStyle w:val="Corpodetexto"/>
-        <w:rPr>
+        <w:pStyle w:val="BodyText"/>
+        <w:rPr>
+          <w:b/>
           <w:sz w:val="100"/>
         </w:rPr>
       </w:pPr>
     </w:p>
     <w:p>
       <w:pPr>
-        <w:pStyle w:val="Corpodetexto"/>
+        <w:pStyle w:val="BodyText"/>
         <w:spacing w:before="592"/>
         <w:rPr>
+          <w:b/>
           <w:sz w:val="100"/>
         </w:rPr>
       </w:pPr>
     </w:p>
     <w:p>
       <w:pPr>
-        <w:pStyle w:val="Ttulo1"/>
-        <w:spacing w:line="393" w:lineRule="auto"/>
-        <w:ind w:firstLine="1915"/>
+        <w:pStyle w:val="Heading1"/>
+        <w:ind w:left="2352" w:right="1781"/>
+        <w:jc w:val="center"/>
       </w:pPr>
       <w:r>
         <w:rPr>
           <w:spacing w:val="-2"/>
         </w:rPr>
-        <w:t>ANEXO FOTOGRÁFICO</w:t>
+        <w:t>ANEXO</w:t>
       </w:r>
     </w:p>
     <w:p>
       <w:pPr>
-        <w:pStyle w:val="Ttulo1"/>
-        <w:spacing w:line="393" w:lineRule="auto"/>
-        <w:sectPr>
-          <w:pgSz w:w="11910" w:h="16840"/>
-          <w:pgMar w:top="2600" w:right="566" w:bottom="1100" w:left="708" w:header="602" w:footer="915" w:gutter="0"/>
-          <w:cols w:space="720"/>
-        </w:sectPr>
+        <w:pStyle w:val="Heading2"/>
+        <w:spacing w:line="444" w:lineRule="auto"/>
       </w:pPr>
+      <w:r>
+        <w:t>PLANILHA</w:t>
+      </w:r>
+      <w:r>
+        <w:rPr>
+          <w:spacing w:val="-17"/>
+        </w:rPr>
+        <w:t xml:space="preserve"> </w:t>
+      </w:r>
+      <w:r>
+        <w:t>DE</w:t>
+      </w:r>
+      <w:r>
+        <w:rPr>
+          <w:spacing w:val="-17"/>
+        </w:rPr>
+        <w:t xml:space="preserve"> </w:t>
+      </w:r>
+      <w:r>
+        <w:t>ATENDIMENTO NAS UNIDADES</w:t>
+      </w:r>
     </w:p>
     <w:p>
       <w:pPr>
-        <w:pStyle w:val="Corpodetexto"/>
-        <w:spacing w:before="40"/>
-        <w:rPr>
-          <w:b/>
-          <w:sz w:val="20"/>
-        </w:rPr>
-      </w:pPr>
-    </w:p>
-    <w:p>
-      <w:pPr>
-        <w:ind w:left="1702"/>
-        <w:rPr>
-          <w:rFonts w:ascii="Arial"/>
-          <w:sz w:val="20"/>
-        </w:rPr>
-      </w:pPr>
-      <w:r>
-        <w:rPr>
-          <w:rFonts w:ascii="Arial"/>
-          <w:noProof/>
-          <w:sz w:val="20"/>
-          <w:lang w:val="pt-BR" w:eastAsia="pt-BR"/>
-        </w:rPr>
-        <w:drawing>
-          <wp:inline distT="0" distB="0" distL="0" distR="0">
-            <wp:extent cx="5395196" cy="7639050"/>
-            <wp:effectExtent l="0" t="0" r="0" b="0"/>
-            <wp:docPr id="8" name="Image 8"/>
-            <wp:cNvGraphicFramePr>
-              <a:graphicFrameLocks xmlns:a="http://schemas.openxmlformats.org/drawingml/2006/main"/>
-            </wp:cNvGraphicFramePr>
-            <a:graphic xmlns:a="http://schemas.openxmlformats.org/drawingml/2006/main">
-              <a:graphicData uri="http://schemas.openxmlformats.org/drawingml/2006/picture">
-                <pic:pic xmlns:pic="http://schemas.openxmlformats.org/drawingml/2006/picture">
-                  <pic:nvPicPr>
-                    <pic:cNvPr id="8" name="Image 8"/>
-                    <pic:cNvPicPr/>
-                  </pic:nvPicPr>
-                  <pic:blipFill>
-                    <a:blip r:embed="rId9" cstate="print"/>
-                    <a:stretch>
-                      <a:fillRect/>
-                    </a:stretch>
-                  </pic:blipFill>
-                  <pic:spPr>
-                    <a:xfrm>
-                      <a:off x="0" y="0"/>
-                      <a:ext cx="5395196" cy="7639050"/>
-                    </a:xfrm>
-                    <a:prstGeom prst="rect">
-                      <a:avLst/>
-                    </a:prstGeom>
-                  </pic:spPr>
-                </pic:pic>
-              </a:graphicData>
-            </a:graphic>
-          </wp:inline>
-        </w:drawing>
-      </w:r>
-    </w:p>
-    <w:p>
-      <w:pPr>
-        <w:rPr>
-          <w:rFonts w:ascii="Arial"/>
-          <w:sz w:val="20"/>
-        </w:rPr>
-        <w:sectPr>
-          <w:pgSz w:w="11910" w:h="16840"/>
-          <w:pgMar w:top="2600" w:right="566" w:bottom="1100" w:left="708" w:header="602" w:footer="915" w:gutter="0"/>
-          <w:cols w:space="720"/>
-        </w:sectPr>
-      </w:pPr>
-    </w:p>
-    <w:p>
-      <w:pPr>
-        <w:pStyle w:val="Corpodetexto"/>
-        <w:spacing w:before="40" w:after="1"/>
-        <w:rPr>
-          <w:b/>
-          <w:sz w:val="20"/>
-        </w:rPr>
-      </w:pPr>
-    </w:p>
-    <w:p>
-      <w:pPr>
-        <w:ind w:left="993"/>
-        <w:rPr>
-          <w:rFonts w:ascii="Arial"/>
-          <w:sz w:val="20"/>
-        </w:rPr>
-      </w:pPr>
-      <w:r>
-        <w:rPr>
-          <w:rFonts w:ascii="Arial"/>
-          <w:noProof/>
-          <w:sz w:val="20"/>
-          <w:lang w:val="pt-BR" w:eastAsia="pt-BR"/>
-        </w:rPr>
-        <w:drawing>
-          <wp:inline distT="0" distB="0" distL="0" distR="0">
-            <wp:extent cx="5397669" cy="4048125"/>
-            <wp:effectExtent l="0" t="0" r="0" b="0"/>
-            <wp:docPr id="9" name="Image 9"/>
-            <wp:cNvGraphicFramePr>
-              <a:graphicFrameLocks xmlns:a="http://schemas.openxmlformats.org/drawingml/2006/main"/>
-            </wp:cNvGraphicFramePr>
-            <a:graphic xmlns:a="http://schemas.openxmlformats.org/drawingml/2006/main">
-              <a:graphicData uri="http://schemas.openxmlformats.org/drawingml/2006/picture">
-                <pic:pic xmlns:pic="http://schemas.openxmlformats.org/drawingml/2006/picture">
-                  <pic:nvPicPr>
-                    <pic:cNvPr id="9" name="Image 9"/>
-                    <pic:cNvPicPr/>
-                  </pic:nvPicPr>
-                  <pic:blipFill>
-                    <a:blip r:embed="rId10" cstate="print"/>
-                    <a:stretch>
-                      <a:fillRect/>
-                    </a:stretch>
-                  </pic:blipFill>
-                  <pic:spPr>
-                    <a:xfrm>
-                      <a:off x="0" y="0"/>
-                      <a:ext cx="5397669" cy="4048125"/>
-                    </a:xfrm>
-                    <a:prstGeom prst="rect">
-                      <a:avLst/>
-                    </a:prstGeom>
-                  </pic:spPr>
-                </pic:pic>
-              </a:graphicData>
-            </a:graphic>
-          </wp:inline>
-        </w:drawing>
-      </w:r>
-    </w:p>
-    <w:p>
-      <w:pPr>
-        <w:rPr>
-          <w:rFonts w:ascii="Arial"/>
-          <w:sz w:val="20"/>
-        </w:rPr>
-        <w:sectPr>
-          <w:pgSz w:w="11910" w:h="16840"/>
-          <w:pgMar w:top="2600" w:right="566" w:bottom="1100" w:left="708" w:header="602" w:footer="915" w:gutter="0"/>
-          <w:cols w:space="720"/>
-        </w:sectPr>
-      </w:pPr>
-    </w:p>
-    <w:p>
-      <w:pPr>
-        <w:pStyle w:val="Corpodetexto"/>
-        <w:spacing w:before="40" w:after="1"/>
-        <w:rPr>
-          <w:b/>
-          <w:sz w:val="20"/>
-        </w:rPr>
-      </w:pPr>
-    </w:p>
-    <w:p>
-      <w:pPr>
-        <w:ind w:left="993"/>
-        <w:rPr>
-          <w:rFonts w:ascii="Arial"/>
-          <w:sz w:val="20"/>
-        </w:rPr>
-      </w:pPr>
-      <w:r>
-        <w:rPr>
-          <w:rFonts w:ascii="Arial"/>
-          <w:noProof/>
-          <w:sz w:val="20"/>
-          <w:lang w:val="pt-BR" w:eastAsia="pt-BR"/>
-        </w:rPr>
-        <w:drawing>
-          <wp:inline distT="0" distB="0" distL="0" distR="0">
-            <wp:extent cx="5393467" cy="7191375"/>
-            <wp:effectExtent l="0" t="0" r="0" b="0"/>
-            <wp:docPr id="10" name="Image 10"/>
-            <wp:cNvGraphicFramePr>
-              <a:graphicFrameLocks xmlns:a="http://schemas.openxmlformats.org/drawingml/2006/main"/>
-            </wp:cNvGraphicFramePr>
-            <a:graphic xmlns:a="http://schemas.openxmlformats.org/drawingml/2006/main">
-              <a:graphicData uri="http://schemas.openxmlformats.org/drawingml/2006/picture">
-                <pic:pic xmlns:pic="http://schemas.openxmlformats.org/drawingml/2006/picture">
-                  <pic:nvPicPr>
-                    <pic:cNvPr id="10" name="Image 10"/>
-                    <pic:cNvPicPr/>
-                  </pic:nvPicPr>
-                  <pic:blipFill>
-                    <a:blip r:embed="rId11" cstate="print"/>
-                    <a:stretch>
-                      <a:fillRect/>
-                    </a:stretch>
-                  </pic:blipFill>
-                  <pic:spPr>
-                    <a:xfrm>
-                      <a:off x="0" y="0"/>
-                      <a:ext cx="5393467" cy="7191375"/>
-                    </a:xfrm>
-                    <a:prstGeom prst="rect">
-                      <a:avLst/>
-                    </a:prstGeom>
-                  </pic:spPr>
-                </pic:pic>
-              </a:graphicData>
-            </a:graphic>
-          </wp:inline>
-        </w:drawing>
-      </w:r>
-    </w:p>
-    <w:p>
-      <w:pPr>
-        <w:rPr>
-          <w:rFonts w:ascii="Arial"/>
-          <w:sz w:val="20"/>
-        </w:rPr>
-        <w:sectPr>
-          <w:pgSz w:w="11910" w:h="16840"/>
-          <w:pgMar w:top="2600" w:right="566" w:bottom="1100" w:left="708" w:header="602" w:footer="915" w:gutter="0"/>
-          <w:cols w:space="720"/>
-        </w:sectPr>
-      </w:pPr>
-    </w:p>
-    <w:p>
-      <w:pPr>
-        <w:pStyle w:val="Corpodetexto"/>
-        <w:spacing w:before="40" w:after="1"/>
-        <w:rPr>
-          <w:b/>
-          <w:sz w:val="20"/>
-        </w:rPr>
-      </w:pPr>
-    </w:p>
-    <w:p>
-      <w:pPr>
-        <w:ind w:left="993"/>
-        <w:rPr>
-          <w:rFonts w:ascii="Arial"/>
-          <w:sz w:val="20"/>
-        </w:rPr>
-      </w:pPr>
-      <w:r>
-        <w:rPr>
-          <w:rFonts w:ascii="Arial"/>
-          <w:noProof/>
-          <w:sz w:val="20"/>
-          <w:lang w:val="pt-BR" w:eastAsia="pt-BR"/>
-        </w:rPr>
-        <w:drawing>
-          <wp:inline distT="0" distB="0" distL="0" distR="0">
-            <wp:extent cx="5393467" cy="7191375"/>
-            <wp:effectExtent l="0" t="0" r="0" b="0"/>
-            <wp:docPr id="11" name="Image 11"/>
-            <wp:cNvGraphicFramePr>
-              <a:graphicFrameLocks xmlns:a="http://schemas.openxmlformats.org/drawingml/2006/main"/>
-            </wp:cNvGraphicFramePr>
-            <a:graphic xmlns:a="http://schemas.openxmlformats.org/drawingml/2006/main">
-              <a:graphicData uri="http://schemas.openxmlformats.org/drawingml/2006/picture">
-                <pic:pic xmlns:pic="http://schemas.openxmlformats.org/drawingml/2006/picture">
-                  <pic:nvPicPr>
-                    <pic:cNvPr id="11" name="Image 11"/>
-                    <pic:cNvPicPr/>
-                  </pic:nvPicPr>
-                  <pic:blipFill>
-                    <a:blip r:embed="rId12" cstate="print"/>
-                    <a:stretch>
-                      <a:fillRect/>
-                    </a:stretch>
-                  </pic:blipFill>
-                  <pic:spPr>
-                    <a:xfrm>
-                      <a:off x="0" y="0"/>
-                      <a:ext cx="5393467" cy="7191375"/>
-                    </a:xfrm>
-                    <a:prstGeom prst="rect">
-                      <a:avLst/>
-                    </a:prstGeom>
-                  </pic:spPr>
-                </pic:pic>
-              </a:graphicData>
-            </a:graphic>
-          </wp:inline>
-        </w:drawing>
-      </w:r>
-    </w:p>
-    <w:p>
-      <w:pPr>
-        <w:rPr>
-          <w:rFonts w:ascii="Arial"/>
-          <w:sz w:val="20"/>
-        </w:rPr>
-        <w:sectPr>
-          <w:pgSz w:w="11910" w:h="16840"/>
-          <w:pgMar w:top="2600" w:right="566" w:bottom="1100" w:left="708" w:header="602" w:footer="915" w:gutter="0"/>
-          <w:cols w:space="720"/>
-        </w:sectPr>
-      </w:pPr>
-    </w:p>
-    <w:p>
-      <w:pPr>
-        <w:pStyle w:val="Corpodetexto"/>
-        <w:rPr>
-          <w:b/>
-          <w:sz w:val="100"/>
-        </w:rPr>
-      </w:pPr>
-    </w:p>
-    <w:p>
-      <w:pPr>
-        <w:pStyle w:val="Corpodetexto"/>
-        <w:rPr>
-          <w:b/>
-          <w:sz w:val="100"/>
-        </w:rPr>
-      </w:pPr>
-    </w:p>
-    <w:p>
-      <w:pPr>
-        <w:pStyle w:val="Corpodetexto"/>
-        <w:spacing w:before="592"/>
-        <w:rPr>
-          <w:b/>
-          <w:sz w:val="100"/>
-        </w:rPr>
-      </w:pPr>
-    </w:p>
-    <w:p>
-      <w:pPr>
-        <w:pStyle w:val="Ttulo1"/>
-        <w:ind w:left="2352" w:right="1781"/>
-        <w:jc w:val="center"/>
-      </w:pPr>
-      <w:r>
-        <w:rPr>
-          <w:spacing w:val="-2"/>
-        </w:rPr>
-        <w:t>ANEXO</w:t>
-      </w:r>
-    </w:p>
-    <w:p>
-      <w:pPr>
-        <w:pStyle w:val="Ttulo2"/>
-        <w:spacing w:line="444" w:lineRule="auto"/>
-      </w:pPr>
-      <w:r>
-        <w:t>PLANILHA</w:t>
-      </w:r>
-      <w:r>
-        <w:rPr>
-          <w:spacing w:val="-17"/>
-        </w:rPr>
-        <w:t xml:space="preserve"> </w:t>
-      </w:r>
-      <w:r>
-        <w:t>DE</w:t>
-      </w:r>
-      <w:r>
-        <w:rPr>
-          <w:spacing w:val="-17"/>
-        </w:rPr>
-        <w:t xml:space="preserve"> </w:t>
-      </w:r>
-      <w:r>
-        <w:t>ATENDIMENTO NAS UNIDADES</w:t>
-      </w:r>
-    </w:p>
-    <w:p>
-      <w:pPr>
-        <w:pStyle w:val="Ttulo2"/>
+        <w:pStyle w:val="Heading2"/>
         <w:spacing w:line="444" w:lineRule="auto"/>
         <w:sectPr>
           <w:pgSz w:w="11910" w:h="16840"/>
@@ -25767,7 +25422,7 @@
     </w:p>
     <w:p>
       <w:pPr>
-        <w:pStyle w:val="Ttulo3"/>
+        <w:pStyle w:val="Heading3"/>
       </w:pPr>
       <w:r>
         <w:lastRenderedPageBreak/>
@@ -25815,7 +25470,7 @@
     </w:p>
     <w:p>
       <w:pPr>
-        <w:pStyle w:val="Corpodetexto"/>
+        <w:pStyle w:val="BodyText"/>
         <w:spacing w:before="116"/>
         <w:rPr>
           <w:b/>
@@ -25825,7 +25480,7 @@
     </w:p>
     <w:tbl>
       <w:tblPr>
-        <w:tblStyle w:val="TableNormal"/>
+        <w:tblStyle w:val="TableNormal1"/>
         <w:tblW w:w="0" w:type="auto"/>
         <w:tblInd w:w="19" w:type="dxa"/>
         <w:tblBorders>
@@ -29706,7 +29361,7 @@
     </w:tbl>
     <w:p>
       <w:pPr>
-        <w:pStyle w:val="Corpodetexto"/>
+        <w:pStyle w:val="BodyText"/>
         <w:spacing w:before="195"/>
         <w:rPr>
           <w:b/>
@@ -29716,7 +29371,7 @@
     </w:p>
     <w:p>
       <w:pPr>
-        <w:pStyle w:val="Corpodetexto"/>
+        <w:pStyle w:val="BodyText"/>
         <w:spacing w:line="480" w:lineRule="auto"/>
         <w:ind w:left="994" w:right="133" w:firstLine="67"/>
       </w:pPr>
@@ -29726,7 +29381,7 @@
     </w:p>
     <w:p>
       <w:pPr>
-        <w:pStyle w:val="Corpodetexto"/>
+        <w:pStyle w:val="BodyText"/>
         <w:spacing w:line="480" w:lineRule="auto"/>
         <w:sectPr>
           <w:pgSz w:w="11910" w:h="16840"/>
@@ -29737,7 +29392,7 @@
     </w:p>
     <w:p>
       <w:pPr>
-        <w:pStyle w:val="Corpodetexto"/>
+        <w:pStyle w:val="BodyText"/>
         <w:spacing w:before="41"/>
         <w:ind w:left="1385"/>
         <w:rPr>
@@ -29753,7 +29408,7 @@
     </w:p>
     <w:p>
       <w:pPr>
-        <w:pStyle w:val="Corpodetexto"/>
+        <w:pStyle w:val="BodyText"/>
         <w:spacing w:before="41"/>
         <w:ind w:left="1385"/>
         <w:jc w:val="right"/>
@@ -29791,14 +29446,12 @@
     </w:p>
     <w:p>
       <w:pPr>
-        <w:pStyle w:val="Corpodetexto"/>
+        <w:pStyle w:val="BodyText"/>
         <w:spacing w:before="203"/>
         <w:rPr>
           <w:rFonts w:ascii="Trebuchet MS"/>
         </w:rPr>
       </w:pPr>
-      <w:bookmarkStart w:id="0" w:name="_GoBack"/>
-      <w:bookmarkEnd w:id="0"/>
     </w:p>
     <w:p>
       <w:pPr>
@@ -29880,7 +29533,7 @@
 </file>
 
 <file path=word/endnotes.xml><?xml version="1.0" encoding="utf-8"?>
-<w:endnotes xmlns:wpc="http://schemas.microsoft.com/office/word/2010/wordprocessingCanvas" xmlns:cx="http://schemas.microsoft.com/office/drawing/2014/chartex" xmlns:cx1="http://schemas.microsoft.com/office/drawing/2015/9/8/chartex" xmlns:cx2="http://schemas.microsoft.com/office/drawing/2015/10/21/chartex" xmlns:cx3="http://schemas.microsoft.com/office/drawing/2016/5/9/chartex" xmlns:cx4="http://schemas.microsoft.com/office/drawing/2016/5/10/chartex" xmlns:cx5="http://schemas.microsoft.com/office/drawing/2016/5/11/chartex" xmlns:cx6="http://schemas.microsoft.com/office/drawing/2016/5/12/chartex" xmlns:cx7="http://schemas.microsoft.com/office/drawing/2016/5/13/chartex" xmlns:cx8="http://schemas.microsoft.com/office/drawing/2016/5/14/chartex" xmlns:mc="http://schemas.openxmlformats.org/markup-compatibility/2006" xmlns:aink="http://schemas.microsoft.com/office/drawing/2016/ink" xmlns:am3d="http://schemas.microsoft.com/office/drawing/2017/model3d" xmlns:o="urn:schemas-microsoft-com:office:office" xmlns:r="http://schemas.openxmlformats.org/officeDocument/2006/relationships" xmlns:m="http://schemas.openxmlformats.org/officeDocument/2006/math" xmlns:v="urn:schemas-microsoft-com:vml" xmlns:wp14="http://schemas.microsoft.com/office/word/2010/wordprocessingDrawing" xmlns:wp="http://schemas.openxmlformats.org/drawingml/2006/wordprocessingDrawing" xmlns:w10="urn:schemas-microsoft-com:office:word" xmlns:w="http://schemas.openxmlformats.org/wordprocessingml/2006/main" xmlns:w14="http://schemas.microsoft.com/office/word/2010/wordml" xmlns:w15="http://schemas.microsoft.com/office/word/2012/wordml" xmlns:w16cid="http://schemas.microsoft.com/office/word/2016/wordml/cid" xmlns:w16se="http://schemas.microsoft.com/office/word/2015/wordml/symex" xmlns:wpg="http://schemas.microsoft.com/office/word/2010/wordprocessingGroup" xmlns:wpi="http://schemas.microsoft.com/office/word/2010/wordprocessingInk" xmlns:wne="http://schemas.microsoft.com/office/word/2006/wordml" xmlns:wps="http://schemas.microsoft.com/office/word/2010/wordprocessingShape" mc:Ignorable="w14 w15 w16se w16cid wp14">
+<w:endnotes xmlns:wpc="http://schemas.microsoft.com/office/word/2010/wordprocessingCanvas" xmlns:cx="http://schemas.microsoft.com/office/drawing/2014/chartex" xmlns:cx1="http://schemas.microsoft.com/office/drawing/2015/9/8/chartex" xmlns:cx2="http://schemas.microsoft.com/office/drawing/2015/10/21/chartex" xmlns:cx3="http://schemas.microsoft.com/office/drawing/2016/5/9/chartex" xmlns:cx4="http://schemas.microsoft.com/office/drawing/2016/5/10/chartex" xmlns:cx5="http://schemas.microsoft.com/office/drawing/2016/5/11/chartex" xmlns:cx6="http://schemas.microsoft.com/office/drawing/2016/5/12/chartex" xmlns:cx7="http://schemas.microsoft.com/office/drawing/2016/5/13/chartex" xmlns:cx8="http://schemas.microsoft.com/office/drawing/2016/5/14/chartex" xmlns:mc="http://schemas.openxmlformats.org/markup-compatibility/2006" xmlns:aink="http://schemas.microsoft.com/office/drawing/2016/ink" xmlns:am3d="http://schemas.microsoft.com/office/drawing/2017/model3d" xmlns:o="urn:schemas-microsoft-com:office:office" xmlns:oel="http://schemas.microsoft.com/office/2019/extlst" xmlns:r="http://schemas.openxmlformats.org/officeDocument/2006/relationships" xmlns:m="http://schemas.openxmlformats.org/officeDocument/2006/math" xmlns:v="urn:schemas-microsoft-com:vml" xmlns:wp14="http://schemas.microsoft.com/office/word/2010/wordprocessingDrawing" xmlns:wp="http://schemas.openxmlformats.org/drawingml/2006/wordprocessingDrawing" xmlns:w10="urn:schemas-microsoft-com:office:word" xmlns:w="http://schemas.openxmlformats.org/wordprocessingml/2006/main" xmlns:w14="http://schemas.microsoft.com/office/word/2010/wordml" xmlns:w15="http://schemas.microsoft.com/office/word/2012/wordml" xmlns:w16cei="http://schemas.microsoft.com/office/word/2026/wordml/cei" xmlns:w16cex="http://schemas.microsoft.com/office/word/2018/wordml/cex" xmlns:w16cid="http://schemas.microsoft.com/office/word/2016/wordml/cid" xmlns:w16="http://schemas.microsoft.com/office/word/2018/wordml" xmlns:w16du="http://schemas.microsoft.com/office/word/2023/wordml/word16du" xmlns:w16sdtdh="http://schemas.microsoft.com/office/word/2020/wordml/sdtdatahash" xmlns:w16sdtfl="http://schemas.microsoft.com/office/word/2024/wordml/sdtformatlock" xmlns:w16se="http://schemas.microsoft.com/office/word/2015/wordml/symex" xmlns:wpg="http://schemas.microsoft.com/office/word/2010/wordprocessingGroup" xmlns:wpi="http://schemas.microsoft.com/office/word/2010/wordprocessingInk" xmlns:wne="http://schemas.microsoft.com/office/word/2006/wordml" xmlns:wps="http://schemas.microsoft.com/office/word/2010/wordprocessingShape" mc:Ignorable="w14 w15 w16se w16cid w16 w16cex w16sdtdh w16sdtfl w16du wp14">
   <w:endnote w:type="separator" w:id="-1">
     <w:p>
       <w:r>
@@ -29899,10 +29552,139 @@
 </file>
 
 <file path=word/footer1.xml><?xml version="1.0" encoding="utf-8"?>
-<w:ftr xmlns:wpc="http://schemas.microsoft.com/office/word/2010/wordprocessingCanvas" xmlns:cx="http://schemas.microsoft.com/office/drawing/2014/chartex" xmlns:cx1="http://schemas.microsoft.com/office/drawing/2015/9/8/chartex" xmlns:cx2="http://schemas.microsoft.com/office/drawing/2015/10/21/chartex" xmlns:cx3="http://schemas.microsoft.com/office/drawing/2016/5/9/chartex" xmlns:cx4="http://schemas.microsoft.com/office/drawing/2016/5/10/chartex" xmlns:cx5="http://schemas.microsoft.com/office/drawing/2016/5/11/chartex" xmlns:cx6="http://schemas.microsoft.com/office/drawing/2016/5/12/chartex" xmlns:cx7="http://schemas.microsoft.com/office/drawing/2016/5/13/chartex" xmlns:cx8="http://schemas.microsoft.com/office/drawing/2016/5/14/chartex" xmlns:mc="http://schemas.openxmlformats.org/markup-compatibility/2006" xmlns:aink="http://schemas.microsoft.com/office/drawing/2016/ink" xmlns:am3d="http://schemas.microsoft.com/office/drawing/2017/model3d" xmlns:o="urn:schemas-microsoft-com:office:office" xmlns:r="http://schemas.openxmlformats.org/officeDocument/2006/relationships" xmlns:m="http://schemas.openxmlformats.org/officeDocument/2006/math" xmlns:v="urn:schemas-microsoft-com:vml" xmlns:wp14="http://schemas.microsoft.com/office/word/2010/wordprocessingDrawing" xmlns:wp="http://schemas.openxmlformats.org/drawingml/2006/wordprocessingDrawing" xmlns:w10="urn:schemas-microsoft-com:office:word" xmlns:w="http://schemas.openxmlformats.org/wordprocessingml/2006/main" xmlns:w14="http://schemas.microsoft.com/office/word/2010/wordml" xmlns:w15="http://schemas.microsoft.com/office/word/2012/wordml" xmlns:w16cid="http://schemas.microsoft.com/office/word/2016/wordml/cid" xmlns:w16se="http://schemas.microsoft.com/office/word/2015/wordml/symex" xmlns:wpg="http://schemas.microsoft.com/office/word/2010/wordprocessingGroup" xmlns:wpi="http://schemas.microsoft.com/office/word/2010/wordprocessingInk" xmlns:wne="http://schemas.microsoft.com/office/word/2006/wordml" xmlns:wps="http://schemas.microsoft.com/office/word/2010/wordprocessingShape" mc:Ignorable="w14 w15 w16se w16cid wp14">
+<w:ftr xmlns:wpc="http://schemas.microsoft.com/office/word/2010/wordprocessingCanvas" xmlns:cx="http://schemas.microsoft.com/office/drawing/2014/chartex" xmlns:cx1="http://schemas.microsoft.com/office/drawing/2015/9/8/chartex" xmlns:cx2="http://schemas.microsoft.com/office/drawing/2015/10/21/chartex" xmlns:cx3="http://schemas.microsoft.com/office/drawing/2016/5/9/chartex" xmlns:cx4="http://schemas.microsoft.com/office/drawing/2016/5/10/chartex" xmlns:cx5="http://schemas.microsoft.com/office/drawing/2016/5/11/chartex" xmlns:cx6="http://schemas.microsoft.com/office/drawing/2016/5/12/chartex" xmlns:cx7="http://schemas.microsoft.com/office/drawing/2016/5/13/chartex" xmlns:cx8="http://schemas.microsoft.com/office/drawing/2016/5/14/chartex" xmlns:mc="http://schemas.openxmlformats.org/markup-compatibility/2006" xmlns:aink="http://schemas.microsoft.com/office/drawing/2016/ink" xmlns:am3d="http://schemas.microsoft.com/office/drawing/2017/model3d" xmlns:o="urn:schemas-microsoft-com:office:office" xmlns:oel="http://schemas.microsoft.com/office/2019/extlst" xmlns:r="http://schemas.openxmlformats.org/officeDocument/2006/relationships" xmlns:m="http://schemas.openxmlformats.org/officeDocument/2006/math" xmlns:v="urn:schemas-microsoft-com:vml" xmlns:wp14="http://schemas.microsoft.com/office/word/2010/wordprocessingDrawing" xmlns:wp="http://schemas.openxmlformats.org/drawingml/2006/wordprocessingDrawing" xmlns:w10="urn:schemas-microsoft-com:office:word" xmlns:w="http://schemas.openxmlformats.org/wordprocessingml/2006/main" xmlns:w14="http://schemas.microsoft.com/office/word/2010/wordml" xmlns:w15="http://schemas.microsoft.com/office/word/2012/wordml" xmlns:w16cei="http://schemas.microsoft.com/office/word/2026/wordml/cei" xmlns:w16cex="http://schemas.microsoft.com/office/word/2018/wordml/cex" xmlns:w16cid="http://schemas.microsoft.com/office/word/2016/wordml/cid" xmlns:w16="http://schemas.microsoft.com/office/word/2018/wordml" xmlns:w16du="http://schemas.microsoft.com/office/word/2023/wordml/word16du" xmlns:w16sdtdh="http://schemas.microsoft.com/office/word/2020/wordml/sdtdatahash" xmlns:w16sdtfl="http://schemas.microsoft.com/office/word/2024/wordml/sdtformatlock" xmlns:w16se="http://schemas.microsoft.com/office/word/2015/wordml/symex" xmlns:wpg="http://schemas.microsoft.com/office/word/2010/wordprocessingGroup" xmlns:wpi="http://schemas.microsoft.com/office/word/2010/wordprocessingInk" xmlns:wne="http://schemas.microsoft.com/office/word/2006/wordml" xmlns:wps="http://schemas.microsoft.com/office/word/2010/wordprocessingShape" mc:Ignorable="w14 w15 w16se w16cid w16 w16cex w16sdtdh w16sdtfl w16du wp14">
   <w:p>
     <w:pPr>
-      <w:pStyle w:val="Corpodetexto"/>
+      <w:pStyle w:val="Footer"/>
+    </w:pPr>
+    <w:r>
+      <w:rPr>
+        <w:noProof/>
+      </w:rPr>
+      <mc:AlternateContent>
+        <mc:Choice Requires="wps">
+          <w:drawing>
+            <wp:anchor distT="0" distB="0" distL="0" distR="0" simplePos="0" relativeHeight="486516224" behindDoc="0" locked="0" layoutInCell="1" allowOverlap="1" wp14:anchorId="1A1BC22D" wp14:editId="291DF924">
+              <wp:simplePos x="635" y="635"/>
+              <wp:positionH relativeFrom="page">
+                <wp:align>center</wp:align>
+              </wp:positionH>
+              <wp:positionV relativeFrom="page">
+                <wp:align>bottom</wp:align>
+              </wp:positionV>
+              <wp:extent cx="1320800" cy="345440"/>
+              <wp:effectExtent l="0" t="0" r="12700" b="0"/>
+              <wp:wrapNone/>
+              <wp:docPr id="1415894214" name="Text Box 6" descr="Classified - Confidential">
+                <a:extLst xmlns:a="http://schemas.openxmlformats.org/drawingml/2006/main">
+                  <a:ext uri="{5AE41FA2-C0FF-4470-9BD4-5FADCA87CBE2}">
+                    <aclsh:classification xmlns:aclsh="http://schemas.microsoft.com/office/drawing/2020/classificationShape" classificationOutcomeType="ftr"/>
+                  </a:ext>
+                </a:extLst>
+              </wp:docPr>
+              <wp:cNvGraphicFramePr/>
+              <a:graphic xmlns:a="http://schemas.openxmlformats.org/drawingml/2006/main">
+                <a:graphicData uri="http://schemas.microsoft.com/office/word/2010/wordprocessingShape">
+                  <wps:wsp>
+                    <wps:cNvSpPr txBox="1"/>
+                    <wps:spPr>
+                      <a:xfrm>
+                        <a:off x="0" y="0"/>
+                        <a:ext cx="1320800" cy="345440"/>
+                      </a:xfrm>
+                      <a:prstGeom prst="rect">
+                        <a:avLst/>
+                      </a:prstGeom>
+                      <a:noFill/>
+                      <a:ln>
+                        <a:noFill/>
+                      </a:ln>
+                    </wps:spPr>
+                    <wps:txbx>
+                      <w:txbxContent>
+                        <w:p>
+                          <w:pPr>
+                            <w:rPr>
+                              <w:rFonts w:ascii="Aptos" w:eastAsia="Aptos" w:hAnsi="Aptos" w:cs="Aptos"/>
+                              <w:noProof/>
+                              <w:color w:val="000000"/>
+                              <w:sz w:val="20"/>
+                              <w:szCs w:val="20"/>
+                            </w:rPr>
+                          </w:pPr>
+                          <w:r>
+                            <w:rPr>
+                              <w:rFonts w:ascii="Aptos" w:eastAsia="Aptos" w:hAnsi="Aptos" w:cs="Aptos"/>
+                              <w:noProof/>
+                              <w:color w:val="000000"/>
+                              <w:sz w:val="20"/>
+                              <w:szCs w:val="20"/>
+                            </w:rPr>
+                            <w:t>Classified - Confidential</w:t>
+                          </w:r>
+                        </w:p>
+                      </w:txbxContent>
+                    </wps:txbx>
+                    <wps:bodyPr rot="0" spcFirstLastPara="0" vertOverflow="overflow" horzOverflow="overflow" vert="horz" wrap="none" lIns="0" tIns="0" rIns="0" bIns="190500" numCol="1" spcCol="0" rtlCol="0" fromWordArt="0" anchor="b" anchorCtr="0" forceAA="0" compatLnSpc="1">
+                      <a:prstTxWarp prst="textNoShape">
+                        <a:avLst/>
+                      </a:prstTxWarp>
+                      <a:spAutoFit/>
+                    </wps:bodyPr>
+                  </wps:wsp>
+                </a:graphicData>
+              </a:graphic>
+            </wp:anchor>
+          </w:drawing>
+        </mc:Choice>
+        <mc:Fallback>
+          <w:pict>
+            <v:shapetype w14:anchorId="1A1BC22D" id="_x0000_t202" coordsize="21600,21600" o:spt="202" path="m,l,21600r21600,l21600,xe">
+              <v:stroke joinstyle="miter"/>
+              <v:path gradientshapeok="t" o:connecttype="rect"/>
+            </v:shapetype>
+            <v:shape id="Text Box 6" o:spid="_x0000_s1027" type="#_x0000_t202" alt="Classified - Confidential" style="position:absolute;margin-left:0;margin-top:0;width:104pt;height:27.2pt;z-index:486516224;visibility:visible;mso-wrap-style:none;mso-wrap-distance-left:0;mso-wrap-distance-top:0;mso-wrap-distance-right:0;mso-wrap-distance-bottom:0;mso-position-horizontal:center;mso-position-horizontal-relative:page;mso-position-vertical:bottom;mso-position-vertical-relative:page;v-text-anchor:bottom" o:gfxdata="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" filled="f" stroked="f">
+              <v:fill o:detectmouseclick="t"/>
+              <v:textbox style="mso-fit-shape-to-text:t" inset="0,0,0,15pt">
+                <w:txbxContent>
+                  <w:p>
+                    <w:pPr>
+                      <w:rPr>
+                        <w:rFonts w:ascii="Aptos" w:eastAsia="Aptos" w:hAnsi="Aptos" w:cs="Aptos"/>
+                        <w:noProof/>
+                        <w:color w:val="000000"/>
+                        <w:sz w:val="20"/>
+                        <w:szCs w:val="20"/>
+                      </w:rPr>
+                    </w:pPr>
+                    <w:r>
+                      <w:rPr>
+                        <w:rFonts w:ascii="Aptos" w:eastAsia="Aptos" w:hAnsi="Aptos" w:cs="Aptos"/>
+                        <w:noProof/>
+                        <w:color w:val="000000"/>
+                        <w:sz w:val="20"/>
+                        <w:szCs w:val="20"/>
+                      </w:rPr>
+                      <w:t>Classified - Confidential</w:t>
+                    </w:r>
+                  </w:p>
+                </w:txbxContent>
+              </v:textbox>
+              <w10:wrap anchorx="page" anchory="page"/>
+            </v:shape>
+          </w:pict>
+        </mc:Fallback>
+      </mc:AlternateContent>
+    </w:r>
+  </w:p>
+</w:ftr>
+</file>
+
+<file path=word/footer2.xml><?xml version="1.0" encoding="utf-8"?>
+<w:ftr xmlns:wpc="http://schemas.microsoft.com/office/word/2010/wordprocessingCanvas" xmlns:cx="http://schemas.microsoft.com/office/drawing/2014/chartex" xmlns:cx1="http://schemas.microsoft.com/office/drawing/2015/9/8/chartex" xmlns:cx2="http://schemas.microsoft.com/office/drawing/2015/10/21/chartex" xmlns:cx3="http://schemas.microsoft.com/office/drawing/2016/5/9/chartex" xmlns:cx4="http://schemas.microsoft.com/office/drawing/2016/5/10/chartex" xmlns:cx5="http://schemas.microsoft.com/office/drawing/2016/5/11/chartex" xmlns:cx6="http://schemas.microsoft.com/office/drawing/2016/5/12/chartex" xmlns:cx7="http://schemas.microsoft.com/office/drawing/2016/5/13/chartex" xmlns:cx8="http://schemas.microsoft.com/office/drawing/2016/5/14/chartex" xmlns:mc="http://schemas.openxmlformats.org/markup-compatibility/2006" xmlns:aink="http://schemas.microsoft.com/office/drawing/2016/ink" xmlns:am3d="http://schemas.microsoft.com/office/drawing/2017/model3d" xmlns:o="urn:schemas-microsoft-com:office:office" xmlns:oel="http://schemas.microsoft.com/office/2019/extlst" xmlns:r="http://schemas.openxmlformats.org/officeDocument/2006/relationships" xmlns:m="http://schemas.openxmlformats.org/officeDocument/2006/math" xmlns:v="urn:schemas-microsoft-com:vml" xmlns:wp14="http://schemas.microsoft.com/office/word/2010/wordprocessingDrawing" xmlns:wp="http://schemas.openxmlformats.org/drawingml/2006/wordprocessingDrawing" xmlns:w10="urn:schemas-microsoft-com:office:word" xmlns:w="http://schemas.openxmlformats.org/wordprocessingml/2006/main" xmlns:w14="http://schemas.microsoft.com/office/word/2010/wordml" xmlns:w15="http://schemas.microsoft.com/office/word/2012/wordml" xmlns:w16cei="http://schemas.microsoft.com/office/word/2026/wordml/cei" xmlns:w16cex="http://schemas.microsoft.com/office/word/2018/wordml/cex" xmlns:w16cid="http://schemas.microsoft.com/office/word/2016/wordml/cid" xmlns:w16="http://schemas.microsoft.com/office/word/2018/wordml" xmlns:w16du="http://schemas.microsoft.com/office/word/2023/wordml/word16du" xmlns:w16sdtdh="http://schemas.microsoft.com/office/word/2020/wordml/sdtdatahash" xmlns:w16sdtfl="http://schemas.microsoft.com/office/word/2024/wordml/sdtformatlock" xmlns:w16se="http://schemas.microsoft.com/office/word/2015/wordml/symex" xmlns:wpg="http://schemas.microsoft.com/office/word/2010/wordprocessingGroup" xmlns:wpi="http://schemas.microsoft.com/office/word/2010/wordprocessingInk" xmlns:wne="http://schemas.microsoft.com/office/word/2006/wordml" xmlns:wps="http://schemas.microsoft.com/office/word/2010/wordprocessingShape" mc:Ignorable="w14 w15 w16se w16cid w16 w16cex w16sdtdh w16sdtfl w16du wp14">
+  <w:p>
+    <w:pPr>
+      <w:pStyle w:val="BodyText"/>
       <w:spacing w:line="14" w:lineRule="auto"/>
       <w:rPr>
         <w:sz w:val="20"/>
@@ -29917,7 +29699,128 @@
       <mc:AlternateContent>
         <mc:Choice Requires="wps">
           <w:drawing>
-            <wp:anchor distT="0" distB="0" distL="0" distR="0" simplePos="0" relativeHeight="486513664" behindDoc="1" locked="0" layoutInCell="1" allowOverlap="1">
+            <wp:anchor distT="0" distB="0" distL="0" distR="0" simplePos="0" relativeHeight="486517248" behindDoc="0" locked="0" layoutInCell="1" allowOverlap="1" wp14:anchorId="73DE475F" wp14:editId="205A4FD0">
+              <wp:simplePos x="443345" y="10099964"/>
+              <wp:positionH relativeFrom="page">
+                <wp:align>center</wp:align>
+              </wp:positionH>
+              <wp:positionV relativeFrom="page">
+                <wp:align>bottom</wp:align>
+              </wp:positionV>
+              <wp:extent cx="1320800" cy="345440"/>
+              <wp:effectExtent l="0" t="0" r="12700" b="0"/>
+              <wp:wrapNone/>
+              <wp:docPr id="2133719780" name="Text Box 7" descr="Classified - Confidential">
+                <a:extLst xmlns:a="http://schemas.openxmlformats.org/drawingml/2006/main">
+                  <a:ext uri="{5AE41FA2-C0FF-4470-9BD4-5FADCA87CBE2}">
+                    <aclsh:classification xmlns:aclsh="http://schemas.microsoft.com/office/drawing/2020/classificationShape" classificationOutcomeType="ftr"/>
+                  </a:ext>
+                </a:extLst>
+              </wp:docPr>
+              <wp:cNvGraphicFramePr/>
+              <a:graphic xmlns:a="http://schemas.openxmlformats.org/drawingml/2006/main">
+                <a:graphicData uri="http://schemas.microsoft.com/office/word/2010/wordprocessingShape">
+                  <wps:wsp>
+                    <wps:cNvSpPr txBox="1"/>
+                    <wps:spPr>
+                      <a:xfrm>
+                        <a:off x="0" y="0"/>
+                        <a:ext cx="1320800" cy="345440"/>
+                      </a:xfrm>
+                      <a:prstGeom prst="rect">
+                        <a:avLst/>
+                      </a:prstGeom>
+                      <a:noFill/>
+                      <a:ln>
+                        <a:noFill/>
+                      </a:ln>
+                    </wps:spPr>
+                    <wps:txbx>
+                      <w:txbxContent>
+                        <w:p>
+                          <w:pPr>
+                            <w:rPr>
+                              <w:rFonts w:ascii="Aptos" w:eastAsia="Aptos" w:hAnsi="Aptos" w:cs="Aptos"/>
+                              <w:noProof/>
+                              <w:color w:val="000000"/>
+                              <w:sz w:val="20"/>
+                              <w:szCs w:val="20"/>
+                            </w:rPr>
+                          </w:pPr>
+                          <w:r>
+                            <w:rPr>
+                              <w:rFonts w:ascii="Aptos" w:eastAsia="Aptos" w:hAnsi="Aptos" w:cs="Aptos"/>
+                              <w:noProof/>
+                              <w:color w:val="000000"/>
+                              <w:sz w:val="20"/>
+                              <w:szCs w:val="20"/>
+                            </w:rPr>
+                            <w:t>Classified - Confidential</w:t>
+                          </w:r>
+                        </w:p>
+                      </w:txbxContent>
+                    </wps:txbx>
+                    <wps:bodyPr rot="0" spcFirstLastPara="0" vertOverflow="overflow" horzOverflow="overflow" vert="horz" wrap="none" lIns="0" tIns="0" rIns="0" bIns="190500" numCol="1" spcCol="0" rtlCol="0" fromWordArt="0" anchor="b" anchorCtr="0" forceAA="0" compatLnSpc="1">
+                      <a:prstTxWarp prst="textNoShape">
+                        <a:avLst/>
+                      </a:prstTxWarp>
+                      <a:spAutoFit/>
+                    </wps:bodyPr>
+                  </wps:wsp>
+                </a:graphicData>
+              </a:graphic>
+            </wp:anchor>
+          </w:drawing>
+        </mc:Choice>
+        <mc:Fallback>
+          <w:pict>
+            <v:shapetype w14:anchorId="73DE475F" id="_x0000_t202" coordsize="21600,21600" o:spt="202" path="m,l,21600r21600,l21600,xe">
+              <v:stroke joinstyle="miter"/>
+              <v:path gradientshapeok="t" o:connecttype="rect"/>
+            </v:shapetype>
+            <v:shape id="Text Box 7" o:spid="_x0000_s1028" type="#_x0000_t202" alt="Classified - Confidential" style="position:absolute;margin-left:0;margin-top:0;width:104pt;height:27.2pt;z-index:486517248;visibility:visible;mso-wrap-style:none;mso-wrap-distance-left:0;mso-wrap-distance-top:0;mso-wrap-distance-right:0;mso-wrap-distance-bottom:0;mso-position-horizontal:center;mso-position-horizontal-relative:page;mso-position-vertical:bottom;mso-position-vertical-relative:page;v-text-anchor:bottom" o:gfxdata="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" filled="f" stroked="f">
+              <v:fill o:detectmouseclick="t"/>
+              <v:textbox style="mso-fit-shape-to-text:t" inset="0,0,0,15pt">
+                <w:txbxContent>
+                  <w:p>
+                    <w:pPr>
+                      <w:rPr>
+                        <w:rFonts w:ascii="Aptos" w:eastAsia="Aptos" w:hAnsi="Aptos" w:cs="Aptos"/>
+                        <w:noProof/>
+                        <w:color w:val="000000"/>
+                        <w:sz w:val="20"/>
+                        <w:szCs w:val="20"/>
+                      </w:rPr>
+                    </w:pPr>
+                    <w:r>
+                      <w:rPr>
+                        <w:rFonts w:ascii="Aptos" w:eastAsia="Aptos" w:hAnsi="Aptos" w:cs="Aptos"/>
+                        <w:noProof/>
+                        <w:color w:val="000000"/>
+                        <w:sz w:val="20"/>
+                        <w:szCs w:val="20"/>
+                      </w:rPr>
+                      <w:t>Classified - Confidential</w:t>
+                    </w:r>
+                  </w:p>
+                </w:txbxContent>
+              </v:textbox>
+              <w10:wrap anchorx="page" anchory="page"/>
+            </v:shape>
+          </w:pict>
+        </mc:Fallback>
+      </mc:AlternateContent>
+    </w:r>
+    <w:r>
+      <w:rPr>
+        <w:noProof/>
+        <w:sz w:val="20"/>
+        <w:lang w:val="pt-BR" w:eastAsia="pt-BR"/>
+      </w:rPr>
+      <mc:AlternateContent>
+        <mc:Choice Requires="wps">
+          <w:drawing>
+            <wp:anchor distT="0" distB="0" distL="0" distR="0" simplePos="0" relativeHeight="486513664" behindDoc="1" locked="0" layoutInCell="1" allowOverlap="1" wp14:anchorId="342C27ED" wp14:editId="1D04809F">
               <wp:simplePos x="0" y="0"/>
               <wp:positionH relativeFrom="page">
                 <wp:posOffset>1062355</wp:posOffset>
@@ -29988,7 +29891,7 @@
         </mc:Choice>
         <mc:Fallback>
           <w:pict>
-            <v:shape w14:anchorId="1432F7E4" id="Graphic 6" o:spid="_x0000_s1026" style="position:absolute;margin-left:83.65pt;margin-top:782.15pt;width:428.15pt;height:1.45pt;z-index:-16802816;visibility:visible;mso-wrap-style:square;mso-wrap-distance-left:0;mso-wrap-distance-top:0;mso-wrap-distance-right:0;mso-wrap-distance-bottom:0;mso-position-horizontal:absolute;mso-position-horizontal-relative:page;mso-position-vertical:absolute;mso-position-vertical-relative:page;v-text-anchor:top" coordsize="5437505,18415" o:gfxdata="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" path="m5436997,l,,,18286r5436997,l5436997,xe" fillcolor="black" stroked="f">
+            <v:shape w14:anchorId="4644C9F8" id="Graphic 6" o:spid="_x0000_s1026" style="position:absolute;margin-left:83.65pt;margin-top:782.15pt;width:428.15pt;height:1.45pt;z-index:-16802816;visibility:visible;mso-wrap-style:square;mso-wrap-distance-left:0;mso-wrap-distance-top:0;mso-wrap-distance-right:0;mso-wrap-distance-bottom:0;mso-position-horizontal:absolute;mso-position-horizontal-relative:page;mso-position-vertical:absolute;mso-position-vertical-relative:page;v-text-anchor:top" coordsize="5437505,18415" o:gfxdata="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" path="m5436997,l,,,18286r5436997,l5436997,xe" fillcolor="black" stroked="f">
               <v:path arrowok="t"/>
               <w10:wrap anchorx="page" anchory="page"/>
             </v:shape>
@@ -30005,7 +29908,7 @@
       <mc:AlternateContent>
         <mc:Choice Requires="wps">
           <w:drawing>
-            <wp:anchor distT="0" distB="0" distL="0" distR="0" simplePos="0" relativeHeight="486514176" behindDoc="1" locked="0" layoutInCell="1" allowOverlap="1">
+            <wp:anchor distT="0" distB="0" distL="0" distR="0" simplePos="0" relativeHeight="486514176" behindDoc="1" locked="0" layoutInCell="1" allowOverlap="1" wp14:anchorId="50C71F37" wp14:editId="02055774">
               <wp:simplePos x="0" y="0"/>
               <wp:positionH relativeFrom="page">
                 <wp:posOffset>1695957</wp:posOffset>
@@ -30214,11 +30117,7 @@
         </mc:Choice>
         <mc:Fallback>
           <w:pict>
-            <v:shapetype id="_x0000_t202" coordsize="21600,21600" o:spt="202" path="m,l,21600r21600,l21600,xe">
-              <v:stroke joinstyle="miter"/>
-              <v:path gradientshapeok="t" o:connecttype="rect"/>
-            </v:shapetype>
-            <v:shape id="Textbox 7" o:spid="_x0000_s1027" type="#_x0000_t202" style="position:absolute;margin-left:133.55pt;margin-top:784.7pt;width:317.1pt;height:25.05pt;z-index:-16802304;visibility:visible;mso-wrap-style:square;mso-wrap-distance-left:0;mso-wrap-distance-top:0;mso-wrap-distance-right:0;mso-wrap-distance-bottom:0;mso-position-horizontal:absolute;mso-position-horizontal-relative:page;mso-position-vertical:absolute;mso-position-vertical-relative:page;v-text-anchor:top" o:gfxdata="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" filled="f" stroked="f">
+            <v:shape w14:anchorId="50C71F37" id="Textbox 7" o:spid="_x0000_s1029" type="#_x0000_t202" style="position:absolute;margin-left:133.55pt;margin-top:784.7pt;width:317.1pt;height:25.05pt;z-index:-16802304;visibility:visible;mso-wrap-style:square;mso-wrap-distance-left:0;mso-wrap-distance-top:0;mso-wrap-distance-right:0;mso-wrap-distance-bottom:0;mso-position-horizontal:absolute;mso-position-horizontal-relative:page;mso-position-vertical:absolute;mso-position-vertical-relative:page;v-text-anchor:top" o:gfxdata="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" filled="f" stroked="f">
               <v:textbox inset="0,0,0,0">
                 <w:txbxContent>
                   <w:p>
@@ -30397,8 +30296,137 @@
 </w:ftr>
 </file>
 
+<file path=word/footer3.xml><?xml version="1.0" encoding="utf-8"?>
+<w:ftr xmlns:wpc="http://schemas.microsoft.com/office/word/2010/wordprocessingCanvas" xmlns:cx="http://schemas.microsoft.com/office/drawing/2014/chartex" xmlns:cx1="http://schemas.microsoft.com/office/drawing/2015/9/8/chartex" xmlns:cx2="http://schemas.microsoft.com/office/drawing/2015/10/21/chartex" xmlns:cx3="http://schemas.microsoft.com/office/drawing/2016/5/9/chartex" xmlns:cx4="http://schemas.microsoft.com/office/drawing/2016/5/10/chartex" xmlns:cx5="http://schemas.microsoft.com/office/drawing/2016/5/11/chartex" xmlns:cx6="http://schemas.microsoft.com/office/drawing/2016/5/12/chartex" xmlns:cx7="http://schemas.microsoft.com/office/drawing/2016/5/13/chartex" xmlns:cx8="http://schemas.microsoft.com/office/drawing/2016/5/14/chartex" xmlns:mc="http://schemas.openxmlformats.org/markup-compatibility/2006" xmlns:aink="http://schemas.microsoft.com/office/drawing/2016/ink" xmlns:am3d="http://schemas.microsoft.com/office/drawing/2017/model3d" xmlns:o="urn:schemas-microsoft-com:office:office" xmlns:oel="http://schemas.microsoft.com/office/2019/extlst" xmlns:r="http://schemas.openxmlformats.org/officeDocument/2006/relationships" xmlns:m="http://schemas.openxmlformats.org/officeDocument/2006/math" xmlns:v="urn:schemas-microsoft-com:vml" xmlns:wp14="http://schemas.microsoft.com/office/word/2010/wordprocessingDrawing" xmlns:wp="http://schemas.openxmlformats.org/drawingml/2006/wordprocessingDrawing" xmlns:w10="urn:schemas-microsoft-com:office:word" xmlns:w="http://schemas.openxmlformats.org/wordprocessingml/2006/main" xmlns:w14="http://schemas.microsoft.com/office/word/2010/wordml" xmlns:w15="http://schemas.microsoft.com/office/word/2012/wordml" xmlns:w16cei="http://schemas.microsoft.com/office/word/2026/wordml/cei" xmlns:w16cex="http://schemas.microsoft.com/office/word/2018/wordml/cex" xmlns:w16cid="http://schemas.microsoft.com/office/word/2016/wordml/cid" xmlns:w16="http://schemas.microsoft.com/office/word/2018/wordml" xmlns:w16du="http://schemas.microsoft.com/office/word/2023/wordml/word16du" xmlns:w16sdtdh="http://schemas.microsoft.com/office/word/2020/wordml/sdtdatahash" xmlns:w16sdtfl="http://schemas.microsoft.com/office/word/2024/wordml/sdtformatlock" xmlns:w16se="http://schemas.microsoft.com/office/word/2015/wordml/symex" xmlns:wpg="http://schemas.microsoft.com/office/word/2010/wordprocessingGroup" xmlns:wpi="http://schemas.microsoft.com/office/word/2010/wordprocessingInk" xmlns:wne="http://schemas.microsoft.com/office/word/2006/wordml" xmlns:wps="http://schemas.microsoft.com/office/word/2010/wordprocessingShape" mc:Ignorable="w14 w15 w16se w16cid w16 w16cex w16sdtdh w16sdtfl w16du wp14">
+  <w:p>
+    <w:pPr>
+      <w:pStyle w:val="Footer"/>
+    </w:pPr>
+    <w:r>
+      <w:rPr>
+        <w:noProof/>
+      </w:rPr>
+      <mc:AlternateContent>
+        <mc:Choice Requires="wps">
+          <w:drawing>
+            <wp:anchor distT="0" distB="0" distL="0" distR="0" simplePos="0" relativeHeight="486515200" behindDoc="0" locked="0" layoutInCell="1" allowOverlap="1" wp14:anchorId="2F14144E" wp14:editId="27328381">
+              <wp:simplePos x="635" y="635"/>
+              <wp:positionH relativeFrom="page">
+                <wp:align>center</wp:align>
+              </wp:positionH>
+              <wp:positionV relativeFrom="page">
+                <wp:align>bottom</wp:align>
+              </wp:positionV>
+              <wp:extent cx="1320800" cy="345440"/>
+              <wp:effectExtent l="0" t="0" r="12700" b="0"/>
+              <wp:wrapNone/>
+              <wp:docPr id="40632591" name="Text Box 5" descr="Classified - Confidential">
+                <a:extLst xmlns:a="http://schemas.openxmlformats.org/drawingml/2006/main">
+                  <a:ext uri="{5AE41FA2-C0FF-4470-9BD4-5FADCA87CBE2}">
+                    <aclsh:classification xmlns:aclsh="http://schemas.microsoft.com/office/drawing/2020/classificationShape" classificationOutcomeType="ftr"/>
+                  </a:ext>
+                </a:extLst>
+              </wp:docPr>
+              <wp:cNvGraphicFramePr/>
+              <a:graphic xmlns:a="http://schemas.openxmlformats.org/drawingml/2006/main">
+                <a:graphicData uri="http://schemas.microsoft.com/office/word/2010/wordprocessingShape">
+                  <wps:wsp>
+                    <wps:cNvSpPr txBox="1"/>
+                    <wps:spPr>
+                      <a:xfrm>
+                        <a:off x="0" y="0"/>
+                        <a:ext cx="1320800" cy="345440"/>
+                      </a:xfrm>
+                      <a:prstGeom prst="rect">
+                        <a:avLst/>
+                      </a:prstGeom>
+                      <a:noFill/>
+                      <a:ln>
+                        <a:noFill/>
+                      </a:ln>
+                    </wps:spPr>
+                    <wps:txbx>
+                      <w:txbxContent>
+                        <w:p>
+                          <w:pPr>
+                            <w:rPr>
+                              <w:rFonts w:ascii="Aptos" w:eastAsia="Aptos" w:hAnsi="Aptos" w:cs="Aptos"/>
+                              <w:noProof/>
+                              <w:color w:val="000000"/>
+                              <w:sz w:val="20"/>
+                              <w:szCs w:val="20"/>
+                            </w:rPr>
+                          </w:pPr>
+                          <w:r>
+                            <w:rPr>
+                              <w:rFonts w:ascii="Aptos" w:eastAsia="Aptos" w:hAnsi="Aptos" w:cs="Aptos"/>
+                              <w:noProof/>
+                              <w:color w:val="000000"/>
+                              <w:sz w:val="20"/>
+                              <w:szCs w:val="20"/>
+                            </w:rPr>
+                            <w:t>Classified - Confidential</w:t>
+                          </w:r>
+                        </w:p>
+                      </w:txbxContent>
+                    </wps:txbx>
+                    <wps:bodyPr rot="0" spcFirstLastPara="0" vertOverflow="overflow" horzOverflow="overflow" vert="horz" wrap="none" lIns="0" tIns="0" rIns="0" bIns="190500" numCol="1" spcCol="0" rtlCol="0" fromWordArt="0" anchor="b" anchorCtr="0" forceAA="0" compatLnSpc="1">
+                      <a:prstTxWarp prst="textNoShape">
+                        <a:avLst/>
+                      </a:prstTxWarp>
+                      <a:spAutoFit/>
+                    </wps:bodyPr>
+                  </wps:wsp>
+                </a:graphicData>
+              </a:graphic>
+            </wp:anchor>
+          </w:drawing>
+        </mc:Choice>
+        <mc:Fallback>
+          <w:pict>
+            <v:shapetype w14:anchorId="2F14144E" id="_x0000_t202" coordsize="21600,21600" o:spt="202" path="m,l,21600r21600,l21600,xe">
+              <v:stroke joinstyle="miter"/>
+              <v:path gradientshapeok="t" o:connecttype="rect"/>
+            </v:shapetype>
+            <v:shape id="Text Box 5" o:spid="_x0000_s1030" type="#_x0000_t202" alt="Classified - Confidential" style="position:absolute;margin-left:0;margin-top:0;width:104pt;height:27.2pt;z-index:486515200;visibility:visible;mso-wrap-style:none;mso-wrap-distance-left:0;mso-wrap-distance-top:0;mso-wrap-distance-right:0;mso-wrap-distance-bottom:0;mso-position-horizontal:center;mso-position-horizontal-relative:page;mso-position-vertical:bottom;mso-position-vertical-relative:page;v-text-anchor:bottom" o:gfxdata="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" filled="f" stroked="f">
+              <v:fill o:detectmouseclick="t"/>
+              <v:textbox style="mso-fit-shape-to-text:t" inset="0,0,0,15pt">
+                <w:txbxContent>
+                  <w:p>
+                    <w:pPr>
+                      <w:rPr>
+                        <w:rFonts w:ascii="Aptos" w:eastAsia="Aptos" w:hAnsi="Aptos" w:cs="Aptos"/>
+                        <w:noProof/>
+                        <w:color w:val="000000"/>
+                        <w:sz w:val="20"/>
+                        <w:szCs w:val="20"/>
+                      </w:rPr>
+                    </w:pPr>
+                    <w:r>
+                      <w:rPr>
+                        <w:rFonts w:ascii="Aptos" w:eastAsia="Aptos" w:hAnsi="Aptos" w:cs="Aptos"/>
+                        <w:noProof/>
+                        <w:color w:val="000000"/>
+                        <w:sz w:val="20"/>
+                        <w:szCs w:val="20"/>
+                      </w:rPr>
+                      <w:t>Classified - Confidential</w:t>
+                    </w:r>
+                  </w:p>
+                </w:txbxContent>
+              </v:textbox>
+              <w10:wrap anchorx="page" anchory="page"/>
+            </v:shape>
+          </w:pict>
+        </mc:Fallback>
+      </mc:AlternateContent>
+    </w:r>
+  </w:p>
+</w:ftr>
+</file>
+
 <file path=word/footnotes.xml><?xml version="1.0" encoding="utf-8"?>
-<w:footnotes xmlns:wpc="http://schemas.microsoft.com/office/word/2010/wordprocessingCanvas" xmlns:cx="http://schemas.microsoft.com/office/drawing/2014/chartex" xmlns:cx1="http://schemas.microsoft.com/office/drawing/2015/9/8/chartex" xmlns:cx2="http://schemas.microsoft.com/office/drawing/2015/10/21/chartex" xmlns:cx3="http://schemas.microsoft.com/office/drawing/2016/5/9/chartex" xmlns:cx4="http://schemas.microsoft.com/office/drawing/2016/5/10/chartex" xmlns:cx5="http://schemas.microsoft.com/office/drawing/2016/5/11/chartex" xmlns:cx6="http://schemas.microsoft.com/office/drawing/2016/5/12/chartex" xmlns:cx7="http://schemas.microsoft.com/office/drawing/2016/5/13/chartex" xmlns:cx8="http://schemas.microsoft.com/office/drawing/2016/5/14/chartex" xmlns:mc="http://schemas.openxmlformats.org/markup-compatibility/2006" xmlns:aink="http://schemas.microsoft.com/office/drawing/2016/ink" xmlns:am3d="http://schemas.microsoft.com/office/drawing/2017/model3d" xmlns:o="urn:schemas-microsoft-com:office:office" xmlns:r="http://schemas.openxmlformats.org/officeDocument/2006/relationships" xmlns:m="http://schemas.openxmlformats.org/officeDocument/2006/math" xmlns:v="urn:schemas-microsoft-com:vml" xmlns:wp14="http://schemas.microsoft.com/office/word/2010/wordprocessingDrawing" xmlns:wp="http://schemas.openxmlformats.org/drawingml/2006/wordprocessingDrawing" xmlns:w10="urn:schemas-microsoft-com:office:word" xmlns:w="http://schemas.openxmlformats.org/wordprocessingml/2006/main" xmlns:w14="http://schemas.microsoft.com/office/word/2010/wordml" xmlns:w15="http://schemas.microsoft.com/office/word/2012/wordml" xmlns:w16cid="http://schemas.microsoft.com/office/word/2016/wordml/cid" xmlns:w16se="http://schemas.microsoft.com/office/word/2015/wordml/symex" xmlns:wpg="http://schemas.microsoft.com/office/word/2010/wordprocessingGroup" xmlns:wpi="http://schemas.microsoft.com/office/word/2010/wordprocessingInk" xmlns:wne="http://schemas.microsoft.com/office/word/2006/wordml" xmlns:wps="http://schemas.microsoft.com/office/word/2010/wordprocessingShape" mc:Ignorable="w14 w15 w16se w16cid wp14">
+<w:footnotes xmlns:wpc="http://schemas.microsoft.com/office/word/2010/wordprocessingCanvas" xmlns:cx="http://schemas.microsoft.com/office/drawing/2014/chartex" xmlns:cx1="http://schemas.microsoft.com/office/drawing/2015/9/8/chartex" xmlns:cx2="http://schemas.microsoft.com/office/drawing/2015/10/21/chartex" xmlns:cx3="http://schemas.microsoft.com/office/drawing/2016/5/9/chartex" xmlns:cx4="http://schemas.microsoft.com/office/drawing/2016/5/10/chartex" xmlns:cx5="http://schemas.microsoft.com/office/drawing/2016/5/11/chartex" xmlns:cx6="http://schemas.microsoft.com/office/drawing/2016/5/12/chartex" xmlns:cx7="http://schemas.microsoft.com/office/drawing/2016/5/13/chartex" xmlns:cx8="http://schemas.microsoft.com/office/drawing/2016/5/14/chartex" xmlns:mc="http://schemas.openxmlformats.org/markup-compatibility/2006" xmlns:aink="http://schemas.microsoft.com/office/drawing/2016/ink" xmlns:am3d="http://schemas.microsoft.com/office/drawing/2017/model3d" xmlns:o="urn:schemas-microsoft-com:office:office" xmlns:oel="http://schemas.microsoft.com/office/2019/extlst" xmlns:r="http://schemas.openxmlformats.org/officeDocument/2006/relationships" xmlns:m="http://schemas.openxmlformats.org/officeDocument/2006/math" xmlns:v="urn:schemas-microsoft-com:vml" xmlns:wp14="http://schemas.microsoft.com/office/word/2010/wordprocessingDrawing" xmlns:wp="http://schemas.openxmlformats.org/drawingml/2006/wordprocessingDrawing" xmlns:w10="urn:schemas-microsoft-com:office:word" xmlns:w="http://schemas.openxmlformats.org/wordprocessingml/2006/main" xmlns:w14="http://schemas.microsoft.com/office/word/2010/wordml" xmlns:w15="http://schemas.microsoft.com/office/word/2012/wordml" xmlns:w16cei="http://schemas.microsoft.com/office/word/2026/wordml/cei" xmlns:w16cex="http://schemas.microsoft.com/office/word/2018/wordml/cex" xmlns:w16cid="http://schemas.microsoft.com/office/word/2016/wordml/cid" xmlns:w16="http://schemas.microsoft.com/office/word/2018/wordml" xmlns:w16du="http://schemas.microsoft.com/office/word/2023/wordml/word16du" xmlns:w16sdtdh="http://schemas.microsoft.com/office/word/2020/wordml/sdtdatahash" xmlns:w16sdtfl="http://schemas.microsoft.com/office/word/2024/wordml/sdtformatlock" xmlns:w16se="http://schemas.microsoft.com/office/word/2015/wordml/symex" xmlns:wpg="http://schemas.microsoft.com/office/word/2010/wordprocessingGroup" xmlns:wpi="http://schemas.microsoft.com/office/word/2010/wordprocessingInk" xmlns:wne="http://schemas.microsoft.com/office/word/2006/wordml" xmlns:wps="http://schemas.microsoft.com/office/word/2010/wordprocessingShape" mc:Ignorable="w14 w15 w16se w16cid w16 w16cex w16sdtdh w16sdtfl w16du wp14">
   <w:footnote w:type="separator" w:id="-1">
     <w:p>
       <w:r>
@@ -30417,10 +30445,10 @@
 </file>
 
 <file path=word/header1.xml><?xml version="1.0" encoding="utf-8"?>
-<w:hdr xmlns:wpc="http://schemas.microsoft.com/office/word/2010/wordprocessingCanvas" xmlns:cx="http://schemas.microsoft.com/office/drawing/2014/chartex" xmlns:cx1="http://schemas.microsoft.com/office/drawing/2015/9/8/chartex" xmlns:cx2="http://schemas.microsoft.com/office/drawing/2015/10/21/chartex" xmlns:cx3="http://schemas.microsoft.com/office/drawing/2016/5/9/chartex" xmlns:cx4="http://schemas.microsoft.com/office/drawing/2016/5/10/chartex" xmlns:cx5="http://schemas.microsoft.com/office/drawing/2016/5/11/chartex" xmlns:cx6="http://schemas.microsoft.com/office/drawing/2016/5/12/chartex" xmlns:cx7="http://schemas.microsoft.com/office/drawing/2016/5/13/chartex" xmlns:cx8="http://schemas.microsoft.com/office/drawing/2016/5/14/chartex" xmlns:mc="http://schemas.openxmlformats.org/markup-compatibility/2006" xmlns:aink="http://schemas.microsoft.com/office/drawing/2016/ink" xmlns:am3d="http://schemas.microsoft.com/office/drawing/2017/model3d" xmlns:o="urn:schemas-microsoft-com:office:office" xmlns:r="http://schemas.openxmlformats.org/officeDocument/2006/relationships" xmlns:m="http://schemas.openxmlformats.org/officeDocument/2006/math" xmlns:v="urn:schemas-microsoft-com:vml" xmlns:wp14="http://schemas.microsoft.com/office/word/2010/wordprocessingDrawing" xmlns:wp="http://schemas.openxmlformats.org/drawingml/2006/wordprocessingDrawing" xmlns:w10="urn:schemas-microsoft-com:office:word" xmlns:w="http://schemas.openxmlformats.org/wordprocessingml/2006/main" xmlns:w14="http://schemas.microsoft.com/office/word/2010/wordml" xmlns:w15="http://schemas.microsoft.com/office/word/2012/wordml" xmlns:w16cid="http://schemas.microsoft.com/office/word/2016/wordml/cid" xmlns:w16se="http://schemas.microsoft.com/office/word/2015/wordml/symex" xmlns:wpg="http://schemas.microsoft.com/office/word/2010/wordprocessingGroup" xmlns:wpi="http://schemas.microsoft.com/office/word/2010/wordprocessingInk" xmlns:wne="http://schemas.microsoft.com/office/word/2006/wordml" xmlns:wps="http://schemas.microsoft.com/office/word/2010/wordprocessingShape" mc:Ignorable="w14 w15 w16se w16cid wp14">
+<w:hdr xmlns:wpc="http://schemas.microsoft.com/office/word/2010/wordprocessingCanvas" xmlns:cx="http://schemas.microsoft.com/office/drawing/2014/chartex" xmlns:cx1="http://schemas.microsoft.com/office/drawing/2015/9/8/chartex" xmlns:cx2="http://schemas.microsoft.com/office/drawing/2015/10/21/chartex" xmlns:cx3="http://schemas.microsoft.com/office/drawing/2016/5/9/chartex" xmlns:cx4="http://schemas.microsoft.com/office/drawing/2016/5/10/chartex" xmlns:cx5="http://schemas.microsoft.com/office/drawing/2016/5/11/chartex" xmlns:cx6="http://schemas.microsoft.com/office/drawing/2016/5/12/chartex" xmlns:cx7="http://schemas.microsoft.com/office/drawing/2016/5/13/chartex" xmlns:cx8="http://schemas.microsoft.com/office/drawing/2016/5/14/chartex" xmlns:mc="http://schemas.openxmlformats.org/markup-compatibility/2006" xmlns:aink="http://schemas.microsoft.com/office/drawing/2016/ink" xmlns:am3d="http://schemas.microsoft.com/office/drawing/2017/model3d" xmlns:o="urn:schemas-microsoft-com:office:office" xmlns:oel="http://schemas.microsoft.com/office/2019/extlst" xmlns:r="http://schemas.openxmlformats.org/officeDocument/2006/relationships" xmlns:m="http://schemas.openxmlformats.org/officeDocument/2006/math" xmlns:v="urn:schemas-microsoft-com:vml" xmlns:wp14="http://schemas.microsoft.com/office/word/2010/wordprocessingDrawing" xmlns:wp="http://schemas.openxmlformats.org/drawingml/2006/wordprocessingDrawing" xmlns:w10="urn:schemas-microsoft-com:office:word" xmlns:w="http://schemas.openxmlformats.org/wordprocessingml/2006/main" xmlns:w14="http://schemas.microsoft.com/office/word/2010/wordml" xmlns:w15="http://schemas.microsoft.com/office/word/2012/wordml" xmlns:w16cei="http://schemas.microsoft.com/office/word/2026/wordml/cei" xmlns:w16cex="http://schemas.microsoft.com/office/word/2018/wordml/cex" xmlns:w16cid="http://schemas.microsoft.com/office/word/2016/wordml/cid" xmlns:w16="http://schemas.microsoft.com/office/word/2018/wordml" xmlns:w16du="http://schemas.microsoft.com/office/word/2023/wordml/word16du" xmlns:w16sdtdh="http://schemas.microsoft.com/office/word/2020/wordml/sdtdatahash" xmlns:w16sdtfl="http://schemas.microsoft.com/office/word/2024/wordml/sdtformatlock" xmlns:w16se="http://schemas.microsoft.com/office/word/2015/wordml/symex" xmlns:wpg="http://schemas.microsoft.com/office/word/2010/wordprocessingGroup" xmlns:wpi="http://schemas.microsoft.com/office/word/2010/wordprocessingInk" xmlns:wne="http://schemas.microsoft.com/office/word/2006/wordml" xmlns:wps="http://schemas.microsoft.com/office/word/2010/wordprocessingShape" mc:Ignorable="w14 w15 w16se w16cid w16 w16cex w16sdtdh w16sdtfl w16du wp14">
   <w:p>
     <w:pPr>
-      <w:pStyle w:val="Corpodetexto"/>
+      <w:pStyle w:val="BodyText"/>
       <w:spacing w:line="14" w:lineRule="auto"/>
       <w:rPr>
         <w:sz w:val="20"/>
@@ -30433,7 +30461,7 @@
         <w:lang w:val="pt-BR" w:eastAsia="pt-BR"/>
       </w:rPr>
       <w:drawing>
-        <wp:anchor distT="0" distB="0" distL="0" distR="0" simplePos="0" relativeHeight="486511104" behindDoc="1" locked="0" layoutInCell="1" allowOverlap="1">
+        <wp:anchor distT="0" distB="0" distL="0" distR="0" simplePos="0" relativeHeight="486511104" behindDoc="1" locked="0" layoutInCell="1" allowOverlap="1" wp14:anchorId="53613DBE" wp14:editId="548A7AE3">
           <wp:simplePos x="0" y="0"/>
           <wp:positionH relativeFrom="page">
             <wp:posOffset>3218179</wp:posOffset>
@@ -30483,7 +30511,7 @@
         <w:lang w:val="pt-BR" w:eastAsia="pt-BR"/>
       </w:rPr>
       <w:drawing>
-        <wp:anchor distT="0" distB="0" distL="0" distR="0" simplePos="0" relativeHeight="486511616" behindDoc="1" locked="0" layoutInCell="1" allowOverlap="1">
+        <wp:anchor distT="0" distB="0" distL="0" distR="0" simplePos="0" relativeHeight="486511616" behindDoc="1" locked="0" layoutInCell="1" allowOverlap="1" wp14:anchorId="5F9940A3" wp14:editId="155195D1">
           <wp:simplePos x="0" y="0"/>
           <wp:positionH relativeFrom="page">
             <wp:posOffset>5318125</wp:posOffset>
@@ -30533,7 +30561,7 @@
         <w:lang w:val="pt-BR" w:eastAsia="pt-BR"/>
       </w:rPr>
       <w:drawing>
-        <wp:anchor distT="0" distB="0" distL="0" distR="0" simplePos="0" relativeHeight="486512128" behindDoc="1" locked="0" layoutInCell="1" allowOverlap="1">
+        <wp:anchor distT="0" distB="0" distL="0" distR="0" simplePos="0" relativeHeight="486512128" behindDoc="1" locked="0" layoutInCell="1" allowOverlap="1" wp14:anchorId="75ED3C47" wp14:editId="292E6954">
           <wp:simplePos x="0" y="0"/>
           <wp:positionH relativeFrom="page">
             <wp:posOffset>1002595</wp:posOffset>
@@ -30585,7 +30613,7 @@
       <mc:AlternateContent>
         <mc:Choice Requires="wps">
           <w:drawing>
-            <wp:anchor distT="0" distB="0" distL="0" distR="0" simplePos="0" relativeHeight="486512640" behindDoc="1" locked="0" layoutInCell="1" allowOverlap="1">
+            <wp:anchor distT="0" distB="0" distL="0" distR="0" simplePos="0" relativeHeight="486512640" behindDoc="1" locked="0" layoutInCell="1" allowOverlap="1" wp14:anchorId="748B86F7" wp14:editId="27C5AE90">
               <wp:simplePos x="0" y="0"/>
               <wp:positionH relativeFrom="page">
                 <wp:posOffset>1062532</wp:posOffset>
@@ -30656,7 +30684,7 @@
         </mc:Choice>
         <mc:Fallback>
           <w:pict>
-            <v:shape w14:anchorId="696B19DA" id="Graphic 4" o:spid="_x0000_s1026" style="position:absolute;margin-left:83.65pt;margin-top:129.4pt;width:428.15pt;height:1.45pt;z-index:-16803840;visibility:visible;mso-wrap-style:square;mso-wrap-distance-left:0;mso-wrap-distance-top:0;mso-wrap-distance-right:0;mso-wrap-distance-bottom:0;mso-position-horizontal:absolute;mso-position-horizontal-relative:page;mso-position-vertical:absolute;mso-position-vertical-relative:page;v-text-anchor:top" coordsize="5437505,18415" o:gfxdata="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" path="m5437378,l,,,18288r5437378,l5437378,xe" fillcolor="black" stroked="f">
+            <v:shape w14:anchorId="6177E538" id="Graphic 4" o:spid="_x0000_s1026" style="position:absolute;margin-left:83.65pt;margin-top:129.4pt;width:428.15pt;height:1.45pt;z-index:-16803840;visibility:visible;mso-wrap-style:square;mso-wrap-distance-left:0;mso-wrap-distance-top:0;mso-wrap-distance-right:0;mso-wrap-distance-bottom:0;mso-position-horizontal:absolute;mso-position-horizontal-relative:page;mso-position-vertical:absolute;mso-position-vertical-relative:page;v-text-anchor:top" coordsize="5437505,18415" o:gfxdata="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" path="m5437378,l,,,18288r5437378,l5437378,xe" fillcolor="black" stroked="f">
               <v:path arrowok="t"/>
               <w10:wrap anchorx="page" anchory="page"/>
             </v:shape>
@@ -30673,7 +30701,7 @@
       <mc:AlternateContent>
         <mc:Choice Requires="wps">
           <w:drawing>
-            <wp:anchor distT="0" distB="0" distL="0" distR="0" simplePos="0" relativeHeight="486513152" behindDoc="1" locked="0" layoutInCell="1" allowOverlap="1">
+            <wp:anchor distT="0" distB="0" distL="0" distR="0" simplePos="0" relativeHeight="486513152" behindDoc="1" locked="0" layoutInCell="1" allowOverlap="1" wp14:anchorId="65C69577" wp14:editId="0E60D731">
               <wp:simplePos x="0" y="0"/>
               <wp:positionH relativeFrom="page">
                 <wp:posOffset>2638170</wp:posOffset>
@@ -30840,11 +30868,11 @@
         </mc:Choice>
         <mc:Fallback>
           <w:pict>
-            <v:shapetype id="_x0000_t202" coordsize="21600,21600" o:spt="202" path="m,l,21600r21600,l21600,xe">
+            <v:shapetype w14:anchorId="65C69577" id="_x0000_t202" coordsize="21600,21600" o:spt="202" path="m,l,21600r21600,l21600,xe">
               <v:stroke joinstyle="miter"/>
               <v:path gradientshapeok="t" o:connecttype="rect"/>
             </v:shapetype>
-            <v:shape id="Textbox 5" o:spid="_x0000_s1026" type="#_x0000_t202" style="position:absolute;margin-left:207.75pt;margin-top:93.3pt;width:179.7pt;height:36.05pt;z-index:-16803328;visibility:visible;mso-wrap-style:square;mso-wrap-distance-left:0;mso-wrap-distance-top:0;mso-wrap-distance-right:0;mso-wrap-distance-bottom:0;mso-position-horizontal:absolute;mso-position-horizontal-relative:page;mso-position-vertical:absolute;mso-position-vertical-relative:page;v-text-anchor:top" o:gfxdata="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" filled="f" stroked="f">
+            <v:shape id="Textbox 5" o:spid="_x0000_s1026" type="#_x0000_t202" style="position:absolute;margin-left:207.75pt;margin-top:93.3pt;width:179.7pt;height:36.05pt;z-index:-16803328;visibility:visible;mso-wrap-style:square;mso-wrap-distance-left:0;mso-wrap-distance-top:0;mso-wrap-distance-right:0;mso-wrap-distance-bottom:0;mso-position-horizontal:absolute;mso-position-horizontal-relative:page;mso-position-vertical:absolute;mso-position-vertical-relative:page;v-text-anchor:top" o:gfxdata="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" filled="f" stroked="f">
               <v:textbox inset="0,0,0,0">
                 <w:txbxContent>
                   <w:p>
@@ -30982,7 +31010,7 @@
 </file>
 
 <file path=word/numbering.xml><?xml version="1.0" encoding="utf-8"?>
-<w:numbering xmlns:wpc="http://schemas.microsoft.com/office/word/2010/wordprocessingCanvas" xmlns:cx="http://schemas.microsoft.com/office/drawing/2014/chartex" xmlns:cx1="http://schemas.microsoft.com/office/drawing/2015/9/8/chartex" xmlns:cx2="http://schemas.microsoft.com/office/drawing/2015/10/21/chartex" xmlns:cx3="http://schemas.microsoft.com/office/drawing/2016/5/9/chartex" xmlns:cx4="http://schemas.microsoft.com/office/drawing/2016/5/10/chartex" xmlns:cx5="http://schemas.microsoft.com/office/drawing/2016/5/11/chartex" xmlns:cx6="http://schemas.microsoft.com/office/drawing/2016/5/12/chartex" xmlns:cx7="http://schemas.microsoft.com/office/drawing/2016/5/13/chartex" xmlns:cx8="http://schemas.microsoft.com/office/drawing/2016/5/14/chartex" xmlns:mc="http://schemas.openxmlformats.org/markup-compatibility/2006" xmlns:aink="http://schemas.microsoft.com/office/drawing/2016/ink" xmlns:am3d="http://schemas.microsoft.com/office/drawing/2017/model3d" xmlns:o="urn:schemas-microsoft-com:office:office" xmlns:r="http://schemas.openxmlformats.org/officeDocument/2006/relationships" xmlns:m="http://schemas.openxmlformats.org/officeDocument/2006/math" xmlns:v="urn:schemas-microsoft-com:vml" xmlns:wp14="http://schemas.microsoft.com/office/word/2010/wordprocessingDrawing" xmlns:wp="http://schemas.openxmlformats.org/drawingml/2006/wordprocessingDrawing" xmlns:w10="urn:schemas-microsoft-com:office:word" xmlns:w="http://schemas.openxmlformats.org/wordprocessingml/2006/main" xmlns:w14="http://schemas.microsoft.com/office/word/2010/wordml" xmlns:w15="http://schemas.microsoft.com/office/word/2012/wordml" xmlns:w16cid="http://schemas.microsoft.com/office/word/2016/wordml/cid" xmlns:w16se="http://schemas.microsoft.com/office/word/2015/wordml/symex" xmlns:wpg="http://schemas.microsoft.com/office/word/2010/wordprocessingGroup" xmlns:wpi="http://schemas.microsoft.com/office/word/2010/wordprocessingInk" xmlns:wne="http://schemas.microsoft.com/office/word/2006/wordml" xmlns:wps="http://schemas.microsoft.com/office/word/2010/wordprocessingShape" mc:Ignorable="w14 w15 w16se w16cid wp14">
+<w:numbering xmlns:wpc="http://schemas.microsoft.com/office/word/2010/wordprocessingCanvas" xmlns:cx="http://schemas.microsoft.com/office/drawing/2014/chartex" xmlns:cx1="http://schemas.microsoft.com/office/drawing/2015/9/8/chartex" xmlns:cx2="http://schemas.microsoft.com/office/drawing/2015/10/21/chartex" xmlns:cx3="http://schemas.microsoft.com/office/drawing/2016/5/9/chartex" xmlns:cx4="http://schemas.microsoft.com/office/drawing/2016/5/10/chartex" xmlns:cx5="http://schemas.microsoft.com/office/drawing/2016/5/11/chartex" xmlns:cx6="http://schemas.microsoft.com/office/drawing/2016/5/12/chartex" xmlns:cx7="http://schemas.microsoft.com/office/drawing/2016/5/13/chartex" xmlns:cx8="http://schemas.microsoft.com/office/drawing/2016/5/14/chartex" xmlns:mc="http://schemas.openxmlformats.org/markup-compatibility/2006" xmlns:aink="http://schemas.microsoft.com/office/drawing/2016/ink" xmlns:am3d="http://schemas.microsoft.com/office/drawing/2017/model3d" xmlns:o="urn:schemas-microsoft-com:office:office" xmlns:oel="http://schemas.microsoft.com/office/2019/extlst" xmlns:r="http://schemas.openxmlformats.org/officeDocument/2006/relationships" xmlns:m="http://schemas.openxmlformats.org/officeDocument/2006/math" xmlns:v="urn:schemas-microsoft-com:vml" xmlns:wp14="http://schemas.microsoft.com/office/word/2010/wordprocessingDrawing" xmlns:wp="http://schemas.openxmlformats.org/drawingml/2006/wordprocessingDrawing" xmlns:w10="urn:schemas-microsoft-com:office:word" xmlns:w="http://schemas.openxmlformats.org/wordprocessingml/2006/main" xmlns:w14="http://schemas.microsoft.com/office/word/2010/wordml" xmlns:w15="http://schemas.microsoft.com/office/word/2012/wordml" xmlns:w16cei="http://schemas.microsoft.com/office/word/2026/wordml/cei" xmlns:w16cex="http://schemas.microsoft.com/office/word/2018/wordml/cex" xmlns:w16cid="http://schemas.microsoft.com/office/word/2016/wordml/cid" xmlns:w16="http://schemas.microsoft.com/office/word/2018/wordml" xmlns:w16du="http://schemas.microsoft.com/office/word/2023/wordml/word16du" xmlns:w16sdtdh="http://schemas.microsoft.com/office/word/2020/wordml/sdtdatahash" xmlns:w16sdtfl="http://schemas.microsoft.com/office/word/2024/wordml/sdtformatlock" xmlns:w16se="http://schemas.microsoft.com/office/word/2015/wordml/symex" xmlns:wpg="http://schemas.microsoft.com/office/word/2010/wordprocessingGroup" xmlns:wpi="http://schemas.microsoft.com/office/word/2010/wordprocessingInk" xmlns:wne="http://schemas.microsoft.com/office/word/2006/wordml" xmlns:wps="http://schemas.microsoft.com/office/word/2010/wordprocessingShape" mc:Ignorable="w14 w15 w16se w16cid w16 w16cex w16sdtdh w16sdtfl w16du wp14">
   <w:abstractNum w:abstractNumId="0" w15:restartNumberingAfterBreak="0">
     <w:nsid w:val="21945ABB"/>
     <w:multiLevelType w:val="hybridMultilevel"/>
@@ -31489,23 +31517,23 @@
       </w:rPr>
     </w:lvl>
   </w:abstractNum>
-  <w:num w:numId="1">
+  <w:num w:numId="1" w16cid:durableId="1778328809">
     <w:abstractNumId w:val="3"/>
   </w:num>
-  <w:num w:numId="2">
+  <w:num w:numId="2" w16cid:durableId="631641672">
     <w:abstractNumId w:val="0"/>
   </w:num>
-  <w:num w:numId="3">
+  <w:num w:numId="3" w16cid:durableId="1476407332">
     <w:abstractNumId w:val="1"/>
   </w:num>
-  <w:num w:numId="4">
+  <w:num w:numId="4" w16cid:durableId="973176653">
     <w:abstractNumId w:val="2"/>
   </w:num>
 </w:numbering>
 </file>
 
 <file path=word/styles.xml><?xml version="1.0" encoding="utf-8"?>
-<w:styles xmlns:mc="http://schemas.openxmlformats.org/markup-compatibility/2006" xmlns:r="http://schemas.openxmlformats.org/officeDocument/2006/relationships" xmlns:w="http://schemas.openxmlformats.org/wordprocessingml/2006/main" xmlns:w14="http://schemas.microsoft.com/office/word/2010/wordml" xmlns:w15="http://schemas.microsoft.com/office/word/2012/wordml" xmlns:w16cid="http://schemas.microsoft.com/office/word/2016/wordml/cid" xmlns:w16se="http://schemas.microsoft.com/office/word/2015/wordml/symex" mc:Ignorable="w14 w15 w16se w16cid">
+<w:styles xmlns:mc="http://schemas.openxmlformats.org/markup-compatibility/2006" xmlns:r="http://schemas.openxmlformats.org/officeDocument/2006/relationships" xmlns:w="http://schemas.openxmlformats.org/wordprocessingml/2006/main" xmlns:w14="http://schemas.microsoft.com/office/word/2010/wordml" xmlns:w15="http://schemas.microsoft.com/office/word/2012/wordml" xmlns:w16cex="http://schemas.microsoft.com/office/word/2018/wordml/cex" xmlns:w16cid="http://schemas.microsoft.com/office/word/2016/wordml/cid" xmlns:w16="http://schemas.microsoft.com/office/word/2018/wordml" xmlns:w16du="http://schemas.microsoft.com/office/word/2023/wordml/word16du" xmlns:w16sdtdh="http://schemas.microsoft.com/office/word/2020/wordml/sdtdatahash" xmlns:w16sdtfl="http://schemas.microsoft.com/office/word/2024/wordml/sdtformatlock" xmlns:w16se="http://schemas.microsoft.com/office/word/2015/wordml/symex" mc:Ignorable="w14 w15 w16se w16cid w16 w16cex w16sdtdh w16sdtfl w16du">
   <w:docDefaults>
     <w:rPrDefault>
       <w:rPr>
@@ -31523,7 +31551,7 @@
       </w:pPr>
     </w:pPrDefault>
   </w:docDefaults>
-  <w:latentStyles w:defLockedState="0" w:defUIPriority="99" w:defSemiHidden="0" w:defUnhideWhenUsed="0" w:defQFormat="0" w:count="375">
+  <w:latentStyles w:defLockedState="0" w:defUIPriority="99" w:defSemiHidden="0" w:defUnhideWhenUsed="0" w:defQFormat="0" w:count="376">
     <w:lsdException w:name="Normal" w:uiPriority="0" w:qFormat="1"/>
     <w:lsdException w:name="heading 1" w:uiPriority="9" w:qFormat="1"/>
     <w:lsdException w:name="heading 2" w:semiHidden="1" w:uiPriority="9" w:unhideWhenUsed="1" w:qFormat="1"/>
@@ -31629,6 +31657,7 @@
     <w:lsdException w:name="HTML Sample" w:semiHidden="1" w:unhideWhenUsed="1"/>
     <w:lsdException w:name="HTML Typewriter" w:semiHidden="1" w:unhideWhenUsed="1"/>
     <w:lsdException w:name="HTML Variable" w:semiHidden="1" w:unhideWhenUsed="1"/>
+    <w:lsdException w:name="Normal Table" w:semiHidden="1" w:unhideWhenUsed="1"/>
     <w:lsdException w:name="annotation subject" w:semiHidden="1" w:unhideWhenUsed="1"/>
     <w:lsdException w:name="No List" w:semiHidden="1" w:unhideWhenUsed="1"/>
     <w:lsdException w:name="Outline List 1" w:semiHidden="1" w:unhideWhenUsed="1"/>
@@ -31672,8 +31701,10 @@
     <w:lsdException w:name="Table Elegant" w:semiHidden="1" w:unhideWhenUsed="1"/>
     <w:lsdException w:name="Table Professional" w:semiHidden="1" w:unhideWhenUsed="1"/>
     <w:lsdException w:name="Table Subtle 1" w:semiHidden="1" w:unhideWhenUsed="1"/>
+    <w:lsdException w:name="Table Subtle 2" w:semiHidden="1" w:unhideWhenUsed="1"/>
     <w:lsdException w:name="Table Web 1" w:semiHidden="1" w:unhideWhenUsed="1"/>
     <w:lsdException w:name="Table Web 2" w:semiHidden="1" w:unhideWhenUsed="1"/>
+    <w:lsdException w:name="Table Web 3" w:semiHidden="1" w:unhideWhenUsed="1"/>
     <w:lsdException w:name="Balloon Text" w:semiHidden="1" w:unhideWhenUsed="1"/>
     <w:lsdException w:name="Table Grid" w:uiPriority="39"/>
     <w:lsdException w:name="Table Theme" w:semiHidden="1" w:unhideWhenUsed="1"/>
@@ -31896,6 +31927,7 @@
     <w:lsdException w:name="Smart Hyperlink" w:semiHidden="1" w:unhideWhenUsed="1"/>
     <w:lsdException w:name="Hashtag" w:semiHidden="1" w:unhideWhenUsed="1"/>
     <w:lsdException w:name="Unresolved Mention" w:semiHidden="1" w:unhideWhenUsed="1"/>
+    <w:lsdException w:name="Smart Link" w:semiHidden="1" w:unhideWhenUsed="1"/>
   </w:latentStyles>
   <w:style w:type="paragraph" w:default="1" w:styleId="Normal">
     <w:name w:val="Normal"/>
@@ -31906,7 +31938,7 @@
       <w:lang w:val="pt-PT"/>
     </w:rPr>
   </w:style>
-  <w:style w:type="paragraph" w:styleId="Ttulo1">
+  <w:style w:type="paragraph" w:styleId="Heading1">
     <w:name w:val="heading 1"/>
     <w:basedOn w:val="Normal"/>
     <w:uiPriority w:val="1"/>
@@ -31924,7 +31956,7 @@
       <w:szCs w:val="100"/>
     </w:rPr>
   </w:style>
-  <w:style w:type="paragraph" w:styleId="Ttulo2">
+  <w:style w:type="paragraph" w:styleId="Heading2">
     <w:name w:val="heading 2"/>
     <w:basedOn w:val="Normal"/>
     <w:uiPriority w:val="1"/>
@@ -31943,7 +31975,7 @@
       <w:szCs w:val="40"/>
     </w:rPr>
   </w:style>
-  <w:style w:type="paragraph" w:styleId="Ttulo3">
+  <w:style w:type="paragraph" w:styleId="Heading3">
     <w:name w:val="heading 3"/>
     <w:basedOn w:val="Normal"/>
     <w:uiPriority w:val="1"/>
@@ -31962,7 +31994,7 @@
       <w:szCs w:val="28"/>
     </w:rPr>
   </w:style>
-  <w:style w:type="paragraph" w:styleId="Ttulo4">
+  <w:style w:type="paragraph" w:styleId="Heading4">
     <w:name w:val="heading 4"/>
     <w:basedOn w:val="Normal"/>
     <w:uiPriority w:val="1"/>
@@ -31979,7 +32011,7 @@
       <w:szCs w:val="24"/>
     </w:rPr>
   </w:style>
-  <w:style w:type="paragraph" w:styleId="Ttulo5">
+  <w:style w:type="paragraph" w:styleId="Heading5">
     <w:name w:val="heading 5"/>
     <w:basedOn w:val="Normal"/>
     <w:uiPriority w:val="1"/>
@@ -31996,13 +32028,13 @@
       <w:szCs w:val="24"/>
     </w:rPr>
   </w:style>
-  <w:style w:type="character" w:default="1" w:styleId="Fontepargpadro">
+  <w:style w:type="character" w:default="1" w:styleId="DefaultParagraphFont">
     <w:name w:val="Default Paragraph Font"/>
     <w:uiPriority w:val="1"/>
     <w:semiHidden/>
     <w:unhideWhenUsed/>
   </w:style>
-  <w:style w:type="table" w:default="1" w:styleId="Tabelanormal">
+  <w:style w:type="table" w:default="1" w:styleId="TableNormal">
     <w:name w:val="Normal Table"/>
     <w:uiPriority w:val="99"/>
     <w:semiHidden/>
@@ -32017,14 +32049,14 @@
       </w:tblCellMar>
     </w:tblPr>
   </w:style>
-  <w:style w:type="numbering" w:default="1" w:styleId="Semlista">
+  <w:style w:type="numbering" w:default="1" w:styleId="NoList">
     <w:name w:val="No List"/>
     <w:uiPriority w:val="99"/>
     <w:semiHidden/>
     <w:unhideWhenUsed/>
   </w:style>
-  <w:style w:type="table" w:customStyle="1" w:styleId="TableNormal">
-    <w:name w:val="Table Normal"/>
+  <w:style w:type="table" w:customStyle="1" w:styleId="TableNormal1">
+    <w:name w:val="Table Normal1"/>
     <w:uiPriority w:val="2"/>
     <w:semiHidden/>
     <w:unhideWhenUsed/>
@@ -32039,7 +32071,7 @@
       </w:tblCellMar>
     </w:tblPr>
   </w:style>
-  <w:style w:type="paragraph" w:styleId="Corpodetexto">
+  <w:style w:type="paragraph" w:styleId="BodyText">
     <w:name w:val="Body Text"/>
     <w:basedOn w:val="Normal"/>
     <w:uiPriority w:val="1"/>
@@ -32050,7 +32082,7 @@
       <w:szCs w:val="24"/>
     </w:rPr>
   </w:style>
-  <w:style w:type="paragraph" w:styleId="PargrafodaLista">
+  <w:style w:type="paragraph" w:styleId="ListParagraph">
     <w:name w:val="List Paragraph"/>
     <w:basedOn w:val="Normal"/>
     <w:uiPriority w:val="1"/>
@@ -32067,6 +32099,56 @@
     <w:basedOn w:val="Normal"/>
     <w:uiPriority w:val="1"/>
     <w:qFormat/>
+  </w:style>
+  <w:style w:type="paragraph" w:styleId="Header">
+    <w:name w:val="header"/>
+    <w:basedOn w:val="Normal"/>
+    <w:link w:val="HeaderChar"/>
+    <w:uiPriority w:val="99"/>
+    <w:unhideWhenUsed/>
+    <w:rsid w:val="00C776D7"/>
+    <w:pPr>
+      <w:tabs>
+        <w:tab w:val="center" w:pos="4252"/>
+        <w:tab w:val="right" w:pos="8504"/>
+      </w:tabs>
+    </w:pPr>
+  </w:style>
+  <w:style w:type="character" w:customStyle="1" w:styleId="HeaderChar">
+    <w:name w:val="Header Char"/>
+    <w:basedOn w:val="DefaultParagraphFont"/>
+    <w:link w:val="Header"/>
+    <w:uiPriority w:val="99"/>
+    <w:rsid w:val="00C776D7"/>
+    <w:rPr>
+      <w:rFonts w:ascii="Calibri" w:eastAsia="Calibri" w:hAnsi="Calibri" w:cs="Calibri"/>
+      <w:lang w:val="pt-PT"/>
+    </w:rPr>
+  </w:style>
+  <w:style w:type="paragraph" w:styleId="Footer">
+    <w:name w:val="footer"/>
+    <w:basedOn w:val="Normal"/>
+    <w:link w:val="FooterChar"/>
+    <w:uiPriority w:val="99"/>
+    <w:unhideWhenUsed/>
+    <w:rsid w:val="00C776D7"/>
+    <w:pPr>
+      <w:tabs>
+        <w:tab w:val="center" w:pos="4252"/>
+        <w:tab w:val="right" w:pos="8504"/>
+      </w:tabs>
+    </w:pPr>
+  </w:style>
+  <w:style w:type="character" w:customStyle="1" w:styleId="FooterChar">
+    <w:name w:val="Footer Char"/>
+    <w:basedOn w:val="DefaultParagraphFont"/>
+    <w:link w:val="Footer"/>
+    <w:uiPriority w:val="99"/>
+    <w:rsid w:val="00C776D7"/>
+    <w:rPr>
+      <w:rFonts w:ascii="Calibri" w:eastAsia="Calibri" w:hAnsi="Calibri" w:cs="Calibri"/>
+      <w:lang w:val="pt-PT"/>
+    </w:rPr>
   </w:style>
 </w:styles>
 </file>
@@ -32352,4 +32434,10 @@
   <a:objectDefaults/>
   <a:extraClrSchemeLst/>
 </a:theme>
+</file>
+
+<file path=docMetadata/LabelInfo.xml><?xml version="1.0" encoding="utf-8"?>
+<clbl:labelList xmlns:clbl="http://schemas.microsoft.com/office/2020/mipLabelMetadata">
+  <clbl:label id="{0702bf62-88e6-456d-b298-e2abb13de1ea}" enabled="1" method="Standard" siteId="{548d26ab-8caa-49e1-97c2-a1b1a06cc39c}" contentBits="2" removed="0"/>
+</clbl:labelList>
 </file>